--- a/docs/qms/evidence-2026/QMS_Word/QO-01_Quality_Objectives.docx
+++ b/docs/qms/evidence-2026/QMS_Word/QO-01_Quality_Objectives.docx
@@ -17,20 +17,20 @@
     </w:p>
     <w:tbl>
       <w:tblPr>
-        <w:tblW w:w="9167" w:type="dxa"/>
+        <w:tblW w:w="5000" w:type="pct"/>
         <w:jc w:val="left"/>
-        <w:tblInd w:w="0" w:type="dxa"/>
+        <w:tblInd w:w="-7" w:type="dxa"/>
         <w:tblLayout w:type="fixed"/>
         <w:tblCellMar>
-          <w:top w:w="28" w:type="dxa"/>
-          <w:left w:w="28" w:type="dxa"/>
-          <w:bottom w:w="28" w:type="dxa"/>
-          <w:right w:w="28" w:type="dxa"/>
+          <w:top w:w="60" w:type="dxa"/>
+          <w:left w:w="60" w:type="dxa"/>
+          <w:bottom w:w="60" w:type="dxa"/>
+          <w:right w:w="60" w:type="dxa"/>
         </w:tblCellMar>
       </w:tblPr>
       <w:tblGrid>
-        <w:gridCol w:w="1951"/>
-        <w:gridCol w:w="7216"/>
+        <w:gridCol w:w="2606"/>
+        <w:gridCol w:w="8732"/>
       </w:tblGrid>
       <w:tr>
         <w:trPr>
@@ -38,44 +38,60 @@
         </w:trPr>
         <w:tc>
           <w:tcPr>
-            <w:tcW w:w="1951" w:type="dxa"/>
-            <w:tcBorders/>
+            <w:tcW w:w="2606" w:type="dxa"/>
+            <w:tcBorders>
+              <w:top w:val="single" w:sz="6" w:space="0" w:color="BFC7D5"/>
+              <w:left w:val="single" w:sz="6" w:space="0" w:color="BFC7D5"/>
+              <w:bottom w:val="single" w:sz="2" w:space="0" w:color="BFC7D5"/>
+              <w:right w:val="single" w:sz="6" w:space="0" w:color="BFC7D5"/>
+            </w:tcBorders>
+            <w:shd w:fill="1F3A5F" w:val="clear"/>
             <w:vAlign w:val="center"/>
           </w:tcPr>
           <w:p>
             <w:pPr>
               <w:pStyle w:val="TableHeading"/>
-              <w:suppressLineNumbers/>
-              <w:shd w:fill="1F3A5F" w:val="clear"/>
-              <w:bidi w:val="0"/>
-              <w:spacing w:before="0" w:after="283"/>
-              <w:jc w:val="center"/>
-              <w:rPr/>
-            </w:pPr>
-            <w:r>
-              <w:rPr/>
+              <w:bidi w:val="0"/>
+              <w:spacing w:before="0" w:after="283"/>
+              <w:jc w:val="left"/>
+              <w:rPr>
+                <w:color w:val="FFFFFF"/>
+              </w:rPr>
+            </w:pPr>
+            <w:r>
+              <w:rPr>
+                <w:color w:val="FFFFFF"/>
+              </w:rPr>
               <w:t>Field</w:t>
             </w:r>
           </w:p>
         </w:tc>
         <w:tc>
           <w:tcPr>
-            <w:tcW w:w="7216" w:type="dxa"/>
-            <w:tcBorders/>
+            <w:tcW w:w="8732" w:type="dxa"/>
+            <w:tcBorders>
+              <w:top w:val="single" w:sz="6" w:space="0" w:color="BFC7D5"/>
+              <w:left w:val="single" w:sz="2" w:space="0" w:color="BFC7D5"/>
+              <w:bottom w:val="single" w:sz="2" w:space="0" w:color="BFC7D5"/>
+              <w:right w:val="single" w:sz="6" w:space="0" w:color="BFC7D5"/>
+            </w:tcBorders>
+            <w:shd w:fill="1F3A5F" w:val="clear"/>
             <w:vAlign w:val="center"/>
           </w:tcPr>
           <w:p>
             <w:pPr>
               <w:pStyle w:val="TableHeading"/>
-              <w:suppressLineNumbers/>
-              <w:shd w:fill="1F3A5F" w:val="clear"/>
-              <w:bidi w:val="0"/>
-              <w:spacing w:before="0" w:after="283"/>
-              <w:jc w:val="center"/>
-              <w:rPr/>
-            </w:pPr>
-            <w:r>
-              <w:rPr/>
+              <w:bidi w:val="0"/>
+              <w:spacing w:before="0" w:after="283"/>
+              <w:jc w:val="left"/>
+              <w:rPr>
+                <w:color w:val="FFFFFF"/>
+              </w:rPr>
+            </w:pPr>
+            <w:r>
+              <w:rPr>
+                <w:color w:val="FFFFFF"/>
+              </w:rPr>
               <w:t>Value</w:t>
             </w:r>
           </w:p>
@@ -85,8 +101,12 @@
         <w:trPr/>
         <w:tc>
           <w:tcPr>
-            <w:tcW w:w="1951" w:type="dxa"/>
-            <w:tcBorders/>
+            <w:tcW w:w="2606" w:type="dxa"/>
+            <w:tcBorders>
+              <w:left w:val="single" w:sz="6" w:space="0" w:color="BFC7D5"/>
+              <w:bottom w:val="single" w:sz="2" w:space="0" w:color="BFC7D5"/>
+              <w:right w:val="single" w:sz="6" w:space="0" w:color="BFC7D5"/>
+            </w:tcBorders>
             <w:vAlign w:val="center"/>
           </w:tcPr>
           <w:p>
@@ -105,8 +125,12 @@
         </w:tc>
         <w:tc>
           <w:tcPr>
-            <w:tcW w:w="7216" w:type="dxa"/>
-            <w:tcBorders/>
+            <w:tcW w:w="8732" w:type="dxa"/>
+            <w:tcBorders>
+              <w:left w:val="single" w:sz="2" w:space="0" w:color="BFC7D5"/>
+              <w:bottom w:val="single" w:sz="2" w:space="0" w:color="BFC7D5"/>
+              <w:right w:val="single" w:sz="6" w:space="0" w:color="BFC7D5"/>
+            </w:tcBorders>
             <w:vAlign w:val="center"/>
           </w:tcPr>
           <w:p>
@@ -128,8 +152,12 @@
         <w:trPr/>
         <w:tc>
           <w:tcPr>
-            <w:tcW w:w="1951" w:type="dxa"/>
-            <w:tcBorders/>
+            <w:tcW w:w="2606" w:type="dxa"/>
+            <w:tcBorders>
+              <w:left w:val="single" w:sz="6" w:space="0" w:color="BFC7D5"/>
+              <w:bottom w:val="single" w:sz="2" w:space="0" w:color="BFC7D5"/>
+              <w:right w:val="single" w:sz="6" w:space="0" w:color="BFC7D5"/>
+            </w:tcBorders>
             <w:vAlign w:val="center"/>
           </w:tcPr>
           <w:p>
@@ -148,8 +176,12 @@
         </w:tc>
         <w:tc>
           <w:tcPr>
-            <w:tcW w:w="7216" w:type="dxa"/>
-            <w:tcBorders/>
+            <w:tcW w:w="8732" w:type="dxa"/>
+            <w:tcBorders>
+              <w:left w:val="single" w:sz="2" w:space="0" w:color="BFC7D5"/>
+              <w:bottom w:val="single" w:sz="2" w:space="0" w:color="BFC7D5"/>
+              <w:right w:val="single" w:sz="6" w:space="0" w:color="BFC7D5"/>
+            </w:tcBorders>
             <w:vAlign w:val="center"/>
           </w:tcPr>
           <w:p>
@@ -171,8 +203,12 @@
         <w:trPr/>
         <w:tc>
           <w:tcPr>
-            <w:tcW w:w="1951" w:type="dxa"/>
-            <w:tcBorders/>
+            <w:tcW w:w="2606" w:type="dxa"/>
+            <w:tcBorders>
+              <w:left w:val="single" w:sz="6" w:space="0" w:color="BFC7D5"/>
+              <w:bottom w:val="single" w:sz="2" w:space="0" w:color="BFC7D5"/>
+              <w:right w:val="single" w:sz="6" w:space="0" w:color="BFC7D5"/>
+            </w:tcBorders>
             <w:vAlign w:val="center"/>
           </w:tcPr>
           <w:p>
@@ -191,8 +227,12 @@
         </w:tc>
         <w:tc>
           <w:tcPr>
-            <w:tcW w:w="7216" w:type="dxa"/>
-            <w:tcBorders/>
+            <w:tcW w:w="8732" w:type="dxa"/>
+            <w:tcBorders>
+              <w:left w:val="single" w:sz="2" w:space="0" w:color="BFC7D5"/>
+              <w:bottom w:val="single" w:sz="2" w:space="0" w:color="BFC7D5"/>
+              <w:right w:val="single" w:sz="6" w:space="0" w:color="BFC7D5"/>
+            </w:tcBorders>
             <w:vAlign w:val="center"/>
           </w:tcPr>
           <w:p>
@@ -207,21 +247,21 @@
               <w:rPr>
                 <w:rStyle w:val="Strong"/>
               </w:rPr>
-              <w:t>DRAFT — not yet approved.</w:t>
-            </w:r>
-            <w:r>
-              <w:rPr/>
-              <w:t xml:space="preserve"> Targets are proposed and require management agreement.</w:t>
-            </w:r>
-          </w:p>
-        </w:tc>
-      </w:tr>
-      <w:tr>
-        <w:trPr/>
-        <w:tc>
-          <w:tcPr>
-            <w:tcW w:w="1951" w:type="dxa"/>
-            <w:tcBorders/>
+              <w:t>APPROVED</w:t>
+            </w:r>
+          </w:p>
+        </w:tc>
+      </w:tr>
+      <w:tr>
+        <w:trPr/>
+        <w:tc>
+          <w:tcPr>
+            <w:tcW w:w="2606" w:type="dxa"/>
+            <w:tcBorders>
+              <w:left w:val="single" w:sz="6" w:space="0" w:color="BFC7D5"/>
+              <w:bottom w:val="single" w:sz="2" w:space="0" w:color="BFC7D5"/>
+              <w:right w:val="single" w:sz="6" w:space="0" w:color="BFC7D5"/>
+            </w:tcBorders>
             <w:vAlign w:val="center"/>
           </w:tcPr>
           <w:p>
@@ -240,31 +280,39 @@
         </w:tc>
         <w:tc>
           <w:tcPr>
-            <w:tcW w:w="7216" w:type="dxa"/>
-            <w:tcBorders/>
-            <w:vAlign w:val="center"/>
-          </w:tcPr>
-          <w:p>
-            <w:pPr>
-              <w:pStyle w:val="TableContents"/>
-              <w:bidi w:val="0"/>
-              <w:spacing w:before="0" w:after="283"/>
-              <w:jc w:val="left"/>
-              <w:rPr/>
-            </w:pPr>
-            <w:r>
-              <w:rPr/>
-              <w:t>Managing Director</w:t>
-            </w:r>
-          </w:p>
-        </w:tc>
-      </w:tr>
-      <w:tr>
-        <w:trPr/>
-        <w:tc>
-          <w:tcPr>
-            <w:tcW w:w="1951" w:type="dxa"/>
-            <w:tcBorders/>
+            <w:tcW w:w="8732" w:type="dxa"/>
+            <w:tcBorders>
+              <w:left w:val="single" w:sz="2" w:space="0" w:color="BFC7D5"/>
+              <w:bottom w:val="single" w:sz="2" w:space="0" w:color="BFC7D5"/>
+              <w:right w:val="single" w:sz="6" w:space="0" w:color="BFC7D5"/>
+            </w:tcBorders>
+            <w:vAlign w:val="center"/>
+          </w:tcPr>
+          <w:p>
+            <w:pPr>
+              <w:pStyle w:val="TableContents"/>
+              <w:bidi w:val="0"/>
+              <w:spacing w:before="0" w:after="283"/>
+              <w:jc w:val="left"/>
+              <w:rPr/>
+            </w:pPr>
+            <w:r>
+              <w:rPr/>
+              <w:t>Managing Director (Anita Johan)</w:t>
+            </w:r>
+          </w:p>
+        </w:tc>
+      </w:tr>
+      <w:tr>
+        <w:trPr/>
+        <w:tc>
+          <w:tcPr>
+            <w:tcW w:w="2606" w:type="dxa"/>
+            <w:tcBorders>
+              <w:left w:val="single" w:sz="6" w:space="0" w:color="BFC7D5"/>
+              <w:bottom w:val="single" w:sz="2" w:space="0" w:color="BFC7D5"/>
+              <w:right w:val="single" w:sz="6" w:space="0" w:color="BFC7D5"/>
+            </w:tcBorders>
             <w:vAlign w:val="center"/>
           </w:tcPr>
           <w:p>
@@ -283,8 +331,369 @@
         </w:tc>
         <w:tc>
           <w:tcPr>
-            <w:tcW w:w="7216" w:type="dxa"/>
-            <w:tcBorders/>
+            <w:tcW w:w="8732" w:type="dxa"/>
+            <w:tcBorders>
+              <w:left w:val="single" w:sz="2" w:space="0" w:color="BFC7D5"/>
+              <w:bottom w:val="single" w:sz="2" w:space="0" w:color="BFC7D5"/>
+              <w:right w:val="single" w:sz="6" w:space="0" w:color="BFC7D5"/>
+            </w:tcBorders>
+            <w:vAlign w:val="center"/>
+          </w:tcPr>
+          <w:p>
+            <w:pPr>
+              <w:pStyle w:val="TableContents"/>
+              <w:bidi w:val="0"/>
+              <w:spacing w:before="0" w:after="283"/>
+              <w:jc w:val="left"/>
+              <w:rPr/>
+            </w:pPr>
+            <w:r>
+              <w:rPr/>
+              <w:t>Anita Johan (Managing Director)</w:t>
+            </w:r>
+          </w:p>
+        </w:tc>
+      </w:tr>
+      <w:tr>
+        <w:trPr/>
+        <w:tc>
+          <w:tcPr>
+            <w:tcW w:w="2606" w:type="dxa"/>
+            <w:tcBorders>
+              <w:left w:val="single" w:sz="6" w:space="0" w:color="BFC7D5"/>
+              <w:bottom w:val="single" w:sz="2" w:space="0" w:color="BFC7D5"/>
+              <w:right w:val="single" w:sz="6" w:space="0" w:color="BFC7D5"/>
+            </w:tcBorders>
+            <w:vAlign w:val="center"/>
+          </w:tcPr>
+          <w:p>
+            <w:pPr>
+              <w:pStyle w:val="TableContents"/>
+              <w:bidi w:val="0"/>
+              <w:spacing w:before="0" w:after="283"/>
+              <w:jc w:val="left"/>
+              <w:rPr/>
+            </w:pPr>
+            <w:r>
+              <w:rPr/>
+              <w:t>Approval date</w:t>
+            </w:r>
+          </w:p>
+        </w:tc>
+        <w:tc>
+          <w:tcPr>
+            <w:tcW w:w="8732" w:type="dxa"/>
+            <w:tcBorders>
+              <w:left w:val="single" w:sz="2" w:space="0" w:color="BFC7D5"/>
+              <w:bottom w:val="single" w:sz="2" w:space="0" w:color="BFC7D5"/>
+              <w:right w:val="single" w:sz="6" w:space="0" w:color="BFC7D5"/>
+            </w:tcBorders>
+            <w:vAlign w:val="center"/>
+          </w:tcPr>
+          <w:p>
+            <w:pPr>
+              <w:pStyle w:val="TableContents"/>
+              <w:bidi w:val="0"/>
+              <w:spacing w:before="0" w:after="283"/>
+              <w:jc w:val="left"/>
+              <w:rPr/>
+            </w:pPr>
+            <w:r>
+              <w:rPr/>
+              <w:t>2026-10-07</w:t>
+            </w:r>
+          </w:p>
+        </w:tc>
+      </w:tr>
+      <w:tr>
+        <w:trPr/>
+        <w:tc>
+          <w:tcPr>
+            <w:tcW w:w="2606" w:type="dxa"/>
+            <w:tcBorders>
+              <w:left w:val="single" w:sz="6" w:space="0" w:color="BFC7D5"/>
+              <w:bottom w:val="single" w:sz="2" w:space="0" w:color="BFC7D5"/>
+              <w:right w:val="single" w:sz="6" w:space="0" w:color="BFC7D5"/>
+            </w:tcBorders>
+            <w:vAlign w:val="center"/>
+          </w:tcPr>
+          <w:p>
+            <w:pPr>
+              <w:pStyle w:val="TableContents"/>
+              <w:bidi w:val="0"/>
+              <w:spacing w:before="0" w:after="283"/>
+              <w:jc w:val="left"/>
+              <w:rPr/>
+            </w:pPr>
+            <w:r>
+              <w:rPr/>
+              <w:t>Review frequency</w:t>
+            </w:r>
+          </w:p>
+        </w:tc>
+        <w:tc>
+          <w:tcPr>
+            <w:tcW w:w="8732" w:type="dxa"/>
+            <w:tcBorders>
+              <w:left w:val="single" w:sz="2" w:space="0" w:color="BFC7D5"/>
+              <w:bottom w:val="single" w:sz="2" w:space="0" w:color="BFC7D5"/>
+              <w:right w:val="single" w:sz="6" w:space="0" w:color="BFC7D5"/>
+            </w:tcBorders>
+            <w:vAlign w:val="center"/>
+          </w:tcPr>
+          <w:p>
+            <w:pPr>
+              <w:pStyle w:val="TableContents"/>
+              <w:bidi w:val="0"/>
+              <w:spacing w:before="0" w:after="283"/>
+              <w:jc w:val="left"/>
+              <w:rPr/>
+            </w:pPr>
+            <w:r>
+              <w:rPr/>
+              <w:t>At every management review (SOP-15); at minimum annually</w:t>
+            </w:r>
+          </w:p>
+        </w:tc>
+      </w:tr>
+      <w:tr>
+        <w:trPr/>
+        <w:tc>
+          <w:tcPr>
+            <w:tcW w:w="2606" w:type="dxa"/>
+            <w:tcBorders>
+              <w:left w:val="single" w:sz="6" w:space="0" w:color="BFC7D5"/>
+              <w:bottom w:val="single" w:sz="2" w:space="0" w:color="BFC7D5"/>
+              <w:right w:val="single" w:sz="6" w:space="0" w:color="BFC7D5"/>
+            </w:tcBorders>
+            <w:vAlign w:val="center"/>
+          </w:tcPr>
+          <w:p>
+            <w:pPr>
+              <w:pStyle w:val="TableContents"/>
+              <w:bidi w:val="0"/>
+              <w:spacing w:before="0" w:after="283"/>
+              <w:jc w:val="left"/>
+              <w:rPr/>
+            </w:pPr>
+            <w:r>
+              <w:rPr/>
+              <w:t>ISO 9001:2015 clauses</w:t>
+            </w:r>
+          </w:p>
+        </w:tc>
+        <w:tc>
+          <w:tcPr>
+            <w:tcW w:w="8732" w:type="dxa"/>
+            <w:tcBorders>
+              <w:left w:val="single" w:sz="2" w:space="0" w:color="BFC7D5"/>
+              <w:bottom w:val="single" w:sz="2" w:space="0" w:color="BFC7D5"/>
+              <w:right w:val="single" w:sz="6" w:space="0" w:color="BFC7D5"/>
+            </w:tcBorders>
+            <w:vAlign w:val="center"/>
+          </w:tcPr>
+          <w:p>
+            <w:pPr>
+              <w:pStyle w:val="TableContents"/>
+              <w:bidi w:val="0"/>
+              <w:spacing w:before="0" w:after="283"/>
+              <w:jc w:val="left"/>
+              <w:rPr/>
+            </w:pPr>
+            <w:r>
+              <w:rPr/>
+              <w:t>6.2.1, 6.2.2, 9.1.1, 9.1.3</w:t>
+            </w:r>
+          </w:p>
+        </w:tc>
+      </w:tr>
+      <w:tr>
+        <w:trPr/>
+        <w:tc>
+          <w:tcPr>
+            <w:tcW w:w="2606" w:type="dxa"/>
+            <w:tcBorders>
+              <w:left w:val="single" w:sz="6" w:space="0" w:color="BFC7D5"/>
+              <w:bottom w:val="single" w:sz="2" w:space="0" w:color="BFC7D5"/>
+              <w:right w:val="single" w:sz="6" w:space="0" w:color="BFC7D5"/>
+            </w:tcBorders>
+            <w:vAlign w:val="center"/>
+          </w:tcPr>
+          <w:p>
+            <w:pPr>
+              <w:pStyle w:val="TableContents"/>
+              <w:bidi w:val="0"/>
+              <w:spacing w:before="0" w:after="283"/>
+              <w:jc w:val="left"/>
+              <w:rPr/>
+            </w:pPr>
+            <w:r>
+              <w:rPr/>
+              <w:t>Prepared by</w:t>
+            </w:r>
+          </w:p>
+        </w:tc>
+        <w:tc>
+          <w:tcPr>
+            <w:tcW w:w="8732" w:type="dxa"/>
+            <w:tcBorders>
+              <w:left w:val="single" w:sz="2" w:space="0" w:color="BFC7D5"/>
+              <w:bottom w:val="single" w:sz="2" w:space="0" w:color="BFC7D5"/>
+              <w:right w:val="single" w:sz="6" w:space="0" w:color="BFC7D5"/>
+            </w:tcBorders>
+            <w:vAlign w:val="center"/>
+          </w:tcPr>
+          <w:p>
+            <w:pPr>
+              <w:pStyle w:val="TableContents"/>
+              <w:bidi w:val="0"/>
+              <w:spacing w:before="0" w:after="283"/>
+              <w:jc w:val="left"/>
+              <w:rPr/>
+            </w:pPr>
+            <w:r>
+              <w:rPr/>
+              <w:t>Richard Watson Stephen Amudha (Lead Engineer) — 2026-10-07</w:t>
+            </w:r>
+          </w:p>
+        </w:tc>
+      </w:tr>
+      <w:tr>
+        <w:trPr/>
+        <w:tc>
+          <w:tcPr>
+            <w:tcW w:w="2606" w:type="dxa"/>
+            <w:tcBorders>
+              <w:left w:val="single" w:sz="6" w:space="0" w:color="BFC7D5"/>
+              <w:bottom w:val="single" w:sz="2" w:space="0" w:color="BFC7D5"/>
+              <w:right w:val="single" w:sz="6" w:space="0" w:color="BFC7D5"/>
+            </w:tcBorders>
+            <w:vAlign w:val="center"/>
+          </w:tcPr>
+          <w:p>
+            <w:pPr>
+              <w:pStyle w:val="TableContents"/>
+              <w:bidi w:val="0"/>
+              <w:spacing w:before="0" w:after="283"/>
+              <w:jc w:val="left"/>
+              <w:rPr/>
+            </w:pPr>
+            <w:r>
+              <w:rPr/>
+              <w:t>Reviewed by</w:t>
+            </w:r>
+          </w:p>
+        </w:tc>
+        <w:tc>
+          <w:tcPr>
+            <w:tcW w:w="8732" w:type="dxa"/>
+            <w:tcBorders>
+              <w:left w:val="single" w:sz="2" w:space="0" w:color="BFC7D5"/>
+              <w:bottom w:val="single" w:sz="2" w:space="0" w:color="BFC7D5"/>
+              <w:right w:val="single" w:sz="6" w:space="0" w:color="BFC7D5"/>
+            </w:tcBorders>
+            <w:vAlign w:val="center"/>
+          </w:tcPr>
+          <w:p>
+            <w:pPr>
+              <w:pStyle w:val="TableContents"/>
+              <w:bidi w:val="0"/>
+              <w:spacing w:before="0" w:after="283"/>
+              <w:jc w:val="left"/>
+              <w:rPr/>
+            </w:pPr>
+            <w:r>
+              <w:rPr/>
+              <w:t>Alexander Peter (EchoMind Project Lead) — 2026-10-07</w:t>
+            </w:r>
+          </w:p>
+        </w:tc>
+      </w:tr>
+      <w:tr>
+        <w:trPr/>
+        <w:tc>
+          <w:tcPr>
+            <w:tcW w:w="2606" w:type="dxa"/>
+            <w:tcBorders>
+              <w:left w:val="single" w:sz="6" w:space="0" w:color="BFC7D5"/>
+              <w:bottom w:val="single" w:sz="2" w:space="0" w:color="BFC7D5"/>
+              <w:right w:val="single" w:sz="6" w:space="0" w:color="BFC7D5"/>
+            </w:tcBorders>
+            <w:vAlign w:val="center"/>
+          </w:tcPr>
+          <w:p>
+            <w:pPr>
+              <w:pStyle w:val="TableContents"/>
+              <w:bidi w:val="0"/>
+              <w:spacing w:before="0" w:after="283"/>
+              <w:jc w:val="left"/>
+              <w:rPr/>
+            </w:pPr>
+            <w:r>
+              <w:rPr/>
+              <w:t>Quality assurance</w:t>
+            </w:r>
+          </w:p>
+        </w:tc>
+        <w:tc>
+          <w:tcPr>
+            <w:tcW w:w="8732" w:type="dxa"/>
+            <w:tcBorders>
+              <w:left w:val="single" w:sz="2" w:space="0" w:color="BFC7D5"/>
+              <w:bottom w:val="single" w:sz="2" w:space="0" w:color="BFC7D5"/>
+              <w:right w:val="single" w:sz="6" w:space="0" w:color="BFC7D5"/>
+            </w:tcBorders>
+            <w:vAlign w:val="center"/>
+          </w:tcPr>
+          <w:p>
+            <w:pPr>
+              <w:pStyle w:val="TableContents"/>
+              <w:bidi w:val="0"/>
+              <w:spacing w:before="0" w:after="283"/>
+              <w:jc w:val="left"/>
+              <w:rPr/>
+            </w:pPr>
+            <w:r>
+              <w:rPr/>
+              <w:t>Sheryl Nazareth (QA / MR) — 2026-10-07</w:t>
+            </w:r>
+          </w:p>
+        </w:tc>
+      </w:tr>
+      <w:tr>
+        <w:trPr/>
+        <w:tc>
+          <w:tcPr>
+            <w:tcW w:w="2606" w:type="dxa"/>
+            <w:tcBorders>
+              <w:left w:val="single" w:sz="6" w:space="0" w:color="BFC7D5"/>
+              <w:bottom w:val="single" w:sz="6" w:space="0" w:color="BFC7D5"/>
+              <w:right w:val="single" w:sz="6" w:space="0" w:color="BFC7D5"/>
+            </w:tcBorders>
+            <w:vAlign w:val="center"/>
+          </w:tcPr>
+          <w:p>
+            <w:pPr>
+              <w:pStyle w:val="TableContents"/>
+              <w:bidi w:val="0"/>
+              <w:spacing w:before="0" w:after="283"/>
+              <w:jc w:val="left"/>
+              <w:rPr/>
+            </w:pPr>
+            <w:r>
+              <w:rPr/>
+              <w:t>Approval record</w:t>
+            </w:r>
+          </w:p>
+        </w:tc>
+        <w:tc>
+          <w:tcPr>
+            <w:tcW w:w="8732" w:type="dxa"/>
+            <w:tcBorders>
+              <w:left w:val="single" w:sz="2" w:space="0" w:color="BFC7D5"/>
+              <w:bottom w:val="single" w:sz="6" w:space="0" w:color="BFC7D5"/>
+              <w:right w:val="single" w:sz="6" w:space="0" w:color="BFC7D5"/>
+            </w:tcBorders>
             <w:vAlign w:val="center"/>
           </w:tcPr>
           <w:p>
@@ -299,138 +708,7 @@
               <w:rPr>
                 <w:rStyle w:val="SourceText"/>
               </w:rPr>
-              <w:t>________________________</w:t>
-            </w:r>
-          </w:p>
-        </w:tc>
-      </w:tr>
-      <w:tr>
-        <w:trPr/>
-        <w:tc>
-          <w:tcPr>
-            <w:tcW w:w="1951" w:type="dxa"/>
-            <w:tcBorders/>
-            <w:vAlign w:val="center"/>
-          </w:tcPr>
-          <w:p>
-            <w:pPr>
-              <w:pStyle w:val="TableContents"/>
-              <w:bidi w:val="0"/>
-              <w:spacing w:before="0" w:after="283"/>
-              <w:jc w:val="left"/>
-              <w:rPr/>
-            </w:pPr>
-            <w:r>
-              <w:rPr/>
-              <w:t>Approval date</w:t>
-            </w:r>
-          </w:p>
-        </w:tc>
-        <w:tc>
-          <w:tcPr>
-            <w:tcW w:w="7216" w:type="dxa"/>
-            <w:tcBorders/>
-            <w:vAlign w:val="center"/>
-          </w:tcPr>
-          <w:p>
-            <w:pPr>
-              <w:pStyle w:val="TableContents"/>
-              <w:bidi w:val="0"/>
-              <w:spacing w:before="0" w:after="283"/>
-              <w:jc w:val="left"/>
-              <w:rPr/>
-            </w:pPr>
-            <w:r>
-              <w:rPr>
-                <w:rStyle w:val="SourceText"/>
-              </w:rPr>
-              <w:t>____ / ____ / ________</w:t>
-            </w:r>
-          </w:p>
-        </w:tc>
-      </w:tr>
-      <w:tr>
-        <w:trPr/>
-        <w:tc>
-          <w:tcPr>
-            <w:tcW w:w="1951" w:type="dxa"/>
-            <w:tcBorders/>
-            <w:vAlign w:val="center"/>
-          </w:tcPr>
-          <w:p>
-            <w:pPr>
-              <w:pStyle w:val="TableContents"/>
-              <w:bidi w:val="0"/>
-              <w:spacing w:before="0" w:after="283"/>
-              <w:jc w:val="left"/>
-              <w:rPr/>
-            </w:pPr>
-            <w:r>
-              <w:rPr/>
-              <w:t>Review frequency</w:t>
-            </w:r>
-          </w:p>
-        </w:tc>
-        <w:tc>
-          <w:tcPr>
-            <w:tcW w:w="7216" w:type="dxa"/>
-            <w:tcBorders/>
-            <w:vAlign w:val="center"/>
-          </w:tcPr>
-          <w:p>
-            <w:pPr>
-              <w:pStyle w:val="TableContents"/>
-              <w:bidi w:val="0"/>
-              <w:spacing w:before="0" w:after="283"/>
-              <w:jc w:val="left"/>
-              <w:rPr/>
-            </w:pPr>
-            <w:r>
-              <w:rPr/>
-              <w:t>At every management review (SOP-15); at minimum annually</w:t>
-            </w:r>
-          </w:p>
-        </w:tc>
-      </w:tr>
-      <w:tr>
-        <w:trPr/>
-        <w:tc>
-          <w:tcPr>
-            <w:tcW w:w="1951" w:type="dxa"/>
-            <w:tcBorders/>
-            <w:vAlign w:val="center"/>
-          </w:tcPr>
-          <w:p>
-            <w:pPr>
-              <w:pStyle w:val="TableContents"/>
-              <w:bidi w:val="0"/>
-              <w:spacing w:before="0" w:after="283"/>
-              <w:jc w:val="left"/>
-              <w:rPr/>
-            </w:pPr>
-            <w:r>
-              <w:rPr/>
-              <w:t>ISO 9001:2015 clauses</w:t>
-            </w:r>
-          </w:p>
-        </w:tc>
-        <w:tc>
-          <w:tcPr>
-            <w:tcW w:w="7216" w:type="dxa"/>
-            <w:tcBorders/>
-            <w:vAlign w:val="center"/>
-          </w:tcPr>
-          <w:p>
-            <w:pPr>
-              <w:pStyle w:val="TableContents"/>
-              <w:bidi w:val="0"/>
-              <w:spacing w:before="0" w:after="283"/>
-              <w:jc w:val="left"/>
-              <w:rPr/>
-            </w:pPr>
-            <w:r>
-              <w:rPr/>
-              <w:t>6.2.1, 6.2.2, 9.1.1, 9.1.3</w:t>
+              <w:t>records/approvals/2026-10-07_AR-2026-001_document_approval.md</w:t>
             </w:r>
           </w:p>
         </w:tc>
@@ -525,22 +803,22 @@
     </w:p>
     <w:tbl>
       <w:tblPr>
-        <w:tblW w:w="9124" w:type="dxa"/>
+        <w:tblW w:w="5000" w:type="pct"/>
         <w:jc w:val="left"/>
-        <w:tblInd w:w="0" w:type="dxa"/>
+        <w:tblInd w:w="-7" w:type="dxa"/>
         <w:tblLayout w:type="fixed"/>
         <w:tblCellMar>
-          <w:top w:w="28" w:type="dxa"/>
-          <w:left w:w="28" w:type="dxa"/>
-          <w:bottom w:w="28" w:type="dxa"/>
-          <w:right w:w="28" w:type="dxa"/>
+          <w:top w:w="60" w:type="dxa"/>
+          <w:left w:w="60" w:type="dxa"/>
+          <w:bottom w:w="60" w:type="dxa"/>
+          <w:right w:w="60" w:type="dxa"/>
         </w:tblCellMar>
       </w:tblPr>
       <w:tblGrid>
-        <w:gridCol w:w="3316"/>
-        <w:gridCol w:w="646"/>
-        <w:gridCol w:w="976"/>
-        <w:gridCol w:w="4186"/>
+        <w:gridCol w:w="4113"/>
+        <w:gridCol w:w="837"/>
+        <w:gridCol w:w="1241"/>
+        <w:gridCol w:w="5147"/>
       </w:tblGrid>
       <w:tr>
         <w:trPr>
@@ -548,88 +826,120 @@
         </w:trPr>
         <w:tc>
           <w:tcPr>
-            <w:tcW w:w="3316" w:type="dxa"/>
-            <w:tcBorders/>
+            <w:tcW w:w="4113" w:type="dxa"/>
+            <w:tcBorders>
+              <w:top w:val="single" w:sz="6" w:space="0" w:color="BFC7D5"/>
+              <w:left w:val="single" w:sz="6" w:space="0" w:color="BFC7D5"/>
+              <w:bottom w:val="single" w:sz="2" w:space="0" w:color="BFC7D5"/>
+              <w:right w:val="single" w:sz="6" w:space="0" w:color="BFC7D5"/>
+            </w:tcBorders>
+            <w:shd w:fill="1F3A5F" w:val="clear"/>
             <w:vAlign w:val="center"/>
           </w:tcPr>
           <w:p>
             <w:pPr>
               <w:pStyle w:val="TableHeading"/>
-              <w:suppressLineNumbers/>
-              <w:shd w:fill="1F3A5F" w:val="clear"/>
-              <w:bidi w:val="0"/>
-              <w:spacing w:before="0" w:after="283"/>
-              <w:jc w:val="center"/>
-              <w:rPr/>
-            </w:pPr>
-            <w:r>
-              <w:rPr/>
+              <w:bidi w:val="0"/>
+              <w:spacing w:before="0" w:after="283"/>
+              <w:jc w:val="left"/>
+              <w:rPr>
+                <w:color w:val="FFFFFF"/>
+              </w:rPr>
+            </w:pPr>
+            <w:r>
+              <w:rPr>
+                <w:color w:val="FFFFFF"/>
+              </w:rPr>
               <w:t>Measurement</w:t>
             </w:r>
           </w:p>
         </w:tc>
         <w:tc>
           <w:tcPr>
-            <w:tcW w:w="646" w:type="dxa"/>
-            <w:tcBorders/>
+            <w:tcW w:w="837" w:type="dxa"/>
+            <w:tcBorders>
+              <w:top w:val="single" w:sz="6" w:space="0" w:color="BFC7D5"/>
+              <w:left w:val="single" w:sz="2" w:space="0" w:color="BFC7D5"/>
+              <w:bottom w:val="single" w:sz="2" w:space="0" w:color="BFC7D5"/>
+              <w:right w:val="single" w:sz="6" w:space="0" w:color="BFC7D5"/>
+            </w:tcBorders>
+            <w:shd w:fill="1F3A5F" w:val="clear"/>
             <w:vAlign w:val="center"/>
           </w:tcPr>
           <w:p>
             <w:pPr>
               <w:pStyle w:val="TableHeading"/>
-              <w:suppressLineNumbers/>
-              <w:shd w:fill="1F3A5F" w:val="clear"/>
-              <w:bidi w:val="0"/>
-              <w:spacing w:before="0" w:after="283"/>
-              <w:jc w:val="center"/>
-              <w:rPr/>
-            </w:pPr>
-            <w:r>
-              <w:rPr/>
+              <w:bidi w:val="0"/>
+              <w:spacing w:before="0" w:after="283"/>
+              <w:jc w:val="left"/>
+              <w:rPr>
+                <w:color w:val="FFFFFF"/>
+              </w:rPr>
+            </w:pPr>
+            <w:r>
+              <w:rPr>
+                <w:color w:val="FFFFFF"/>
+              </w:rPr>
               <w:t>Value</w:t>
             </w:r>
           </w:p>
         </w:tc>
         <w:tc>
           <w:tcPr>
-            <w:tcW w:w="976" w:type="dxa"/>
-            <w:tcBorders/>
+            <w:tcW w:w="1241" w:type="dxa"/>
+            <w:tcBorders>
+              <w:top w:val="single" w:sz="6" w:space="0" w:color="BFC7D5"/>
+              <w:left w:val="single" w:sz="2" w:space="0" w:color="BFC7D5"/>
+              <w:bottom w:val="single" w:sz="2" w:space="0" w:color="BFC7D5"/>
+              <w:right w:val="single" w:sz="6" w:space="0" w:color="BFC7D5"/>
+            </w:tcBorders>
+            <w:shd w:fill="1F3A5F" w:val="clear"/>
             <w:vAlign w:val="center"/>
           </w:tcPr>
           <w:p>
             <w:pPr>
               <w:pStyle w:val="TableHeading"/>
-              <w:suppressLineNumbers/>
-              <w:shd w:fill="1F3A5F" w:val="clear"/>
-              <w:bidi w:val="0"/>
-              <w:spacing w:before="0" w:after="283"/>
-              <w:jc w:val="center"/>
-              <w:rPr/>
-            </w:pPr>
-            <w:r>
-              <w:rPr/>
+              <w:bidi w:val="0"/>
+              <w:spacing w:before="0" w:after="283"/>
+              <w:jc w:val="left"/>
+              <w:rPr>
+                <w:color w:val="FFFFFF"/>
+              </w:rPr>
+            </w:pPr>
+            <w:r>
+              <w:rPr>
+                <w:color w:val="FFFFFF"/>
+              </w:rPr>
               <w:t>Date</w:t>
             </w:r>
           </w:p>
         </w:tc>
         <w:tc>
           <w:tcPr>
-            <w:tcW w:w="4186" w:type="dxa"/>
-            <w:tcBorders/>
+            <w:tcW w:w="5147" w:type="dxa"/>
+            <w:tcBorders>
+              <w:top w:val="single" w:sz="6" w:space="0" w:color="BFC7D5"/>
+              <w:left w:val="single" w:sz="2" w:space="0" w:color="BFC7D5"/>
+              <w:bottom w:val="single" w:sz="2" w:space="0" w:color="BFC7D5"/>
+              <w:right w:val="single" w:sz="6" w:space="0" w:color="BFC7D5"/>
+            </w:tcBorders>
+            <w:shd w:fill="1F3A5F" w:val="clear"/>
             <w:vAlign w:val="center"/>
           </w:tcPr>
           <w:p>
             <w:pPr>
               <w:pStyle w:val="TableHeading"/>
-              <w:suppressLineNumbers/>
-              <w:shd w:fill="1F3A5F" w:val="clear"/>
-              <w:bidi w:val="0"/>
-              <w:spacing w:before="0" w:after="283"/>
-              <w:jc w:val="center"/>
-              <w:rPr/>
-            </w:pPr>
-            <w:r>
-              <w:rPr/>
+              <w:bidi w:val="0"/>
+              <w:spacing w:before="0" w:after="283"/>
+              <w:jc w:val="left"/>
+              <w:rPr>
+                <w:color w:val="FFFFFF"/>
+              </w:rPr>
+            </w:pPr>
+            <w:r>
+              <w:rPr>
+                <w:color w:val="FFFFFF"/>
+              </w:rPr>
               <w:t>Source</w:t>
             </w:r>
           </w:p>
@@ -639,8 +949,12 @@
         <w:trPr/>
         <w:tc>
           <w:tcPr>
-            <w:tcW w:w="3316" w:type="dxa"/>
-            <w:tcBorders/>
+            <w:tcW w:w="4113" w:type="dxa"/>
+            <w:tcBorders>
+              <w:left w:val="single" w:sz="6" w:space="0" w:color="BFC7D5"/>
+              <w:bottom w:val="single" w:sz="2" w:space="0" w:color="BFC7D5"/>
+              <w:right w:val="single" w:sz="6" w:space="0" w:color="BFC7D5"/>
+            </w:tcBorders>
             <w:vAlign w:val="center"/>
           </w:tcPr>
           <w:p>
@@ -659,8 +973,12 @@
         </w:tc>
         <w:tc>
           <w:tcPr>
-            <w:tcW w:w="646" w:type="dxa"/>
-            <w:tcBorders/>
+            <w:tcW w:w="837" w:type="dxa"/>
+            <w:tcBorders>
+              <w:left w:val="single" w:sz="2" w:space="0" w:color="BFC7D5"/>
+              <w:bottom w:val="single" w:sz="2" w:space="0" w:color="BFC7D5"/>
+              <w:right w:val="single" w:sz="6" w:space="0" w:color="BFC7D5"/>
+            </w:tcBorders>
             <w:vAlign w:val="center"/>
           </w:tcPr>
           <w:p>
@@ -679,8 +997,12 @@
         </w:tc>
         <w:tc>
           <w:tcPr>
-            <w:tcW w:w="976" w:type="dxa"/>
-            <w:tcBorders/>
+            <w:tcW w:w="1241" w:type="dxa"/>
+            <w:tcBorders>
+              <w:left w:val="single" w:sz="2" w:space="0" w:color="BFC7D5"/>
+              <w:bottom w:val="single" w:sz="2" w:space="0" w:color="BFC7D5"/>
+              <w:right w:val="single" w:sz="6" w:space="0" w:color="BFC7D5"/>
+            </w:tcBorders>
             <w:vAlign w:val="center"/>
           </w:tcPr>
           <w:p>
@@ -699,8 +1021,12 @@
         </w:tc>
         <w:tc>
           <w:tcPr>
-            <w:tcW w:w="4186" w:type="dxa"/>
-            <w:tcBorders/>
+            <w:tcW w:w="5147" w:type="dxa"/>
+            <w:tcBorders>
+              <w:left w:val="single" w:sz="2" w:space="0" w:color="BFC7D5"/>
+              <w:bottom w:val="single" w:sz="2" w:space="0" w:color="BFC7D5"/>
+              <w:right w:val="single" w:sz="6" w:space="0" w:color="BFC7D5"/>
+            </w:tcBorders>
             <w:vAlign w:val="center"/>
           </w:tcPr>
           <w:p>
@@ -724,8 +1050,12 @@
         <w:trPr/>
         <w:tc>
           <w:tcPr>
-            <w:tcW w:w="3316" w:type="dxa"/>
-            <w:tcBorders/>
+            <w:tcW w:w="4113" w:type="dxa"/>
+            <w:tcBorders>
+              <w:left w:val="single" w:sz="6" w:space="0" w:color="BFC7D5"/>
+              <w:bottom w:val="single" w:sz="2" w:space="0" w:color="BFC7D5"/>
+              <w:right w:val="single" w:sz="6" w:space="0" w:color="BFC7D5"/>
+            </w:tcBorders>
             <w:vAlign w:val="center"/>
           </w:tcPr>
           <w:p>
@@ -744,8 +1074,12 @@
         </w:tc>
         <w:tc>
           <w:tcPr>
-            <w:tcW w:w="646" w:type="dxa"/>
-            <w:tcBorders/>
+            <w:tcW w:w="837" w:type="dxa"/>
+            <w:tcBorders>
+              <w:left w:val="single" w:sz="2" w:space="0" w:color="BFC7D5"/>
+              <w:bottom w:val="single" w:sz="2" w:space="0" w:color="BFC7D5"/>
+              <w:right w:val="single" w:sz="6" w:space="0" w:color="BFC7D5"/>
+            </w:tcBorders>
             <w:vAlign w:val="center"/>
           </w:tcPr>
           <w:p>
@@ -764,8 +1098,12 @@
         </w:tc>
         <w:tc>
           <w:tcPr>
-            <w:tcW w:w="976" w:type="dxa"/>
-            <w:tcBorders/>
+            <w:tcW w:w="1241" w:type="dxa"/>
+            <w:tcBorders>
+              <w:left w:val="single" w:sz="2" w:space="0" w:color="BFC7D5"/>
+              <w:bottom w:val="single" w:sz="2" w:space="0" w:color="BFC7D5"/>
+              <w:right w:val="single" w:sz="6" w:space="0" w:color="BFC7D5"/>
+            </w:tcBorders>
             <w:vAlign w:val="center"/>
           </w:tcPr>
           <w:p>
@@ -784,8 +1122,12 @@
         </w:tc>
         <w:tc>
           <w:tcPr>
-            <w:tcW w:w="4186" w:type="dxa"/>
-            <w:tcBorders/>
+            <w:tcW w:w="5147" w:type="dxa"/>
+            <w:tcBorders>
+              <w:left w:val="single" w:sz="2" w:space="0" w:color="BFC7D5"/>
+              <w:bottom w:val="single" w:sz="2" w:space="0" w:color="BFC7D5"/>
+              <w:right w:val="single" w:sz="6" w:space="0" w:color="BFC7D5"/>
+            </w:tcBorders>
             <w:vAlign w:val="center"/>
           </w:tcPr>
           <w:p>
@@ -809,8 +1151,12 @@
         <w:trPr/>
         <w:tc>
           <w:tcPr>
-            <w:tcW w:w="3316" w:type="dxa"/>
-            <w:tcBorders/>
+            <w:tcW w:w="4113" w:type="dxa"/>
+            <w:tcBorders>
+              <w:left w:val="single" w:sz="6" w:space="0" w:color="BFC7D5"/>
+              <w:bottom w:val="single" w:sz="6" w:space="0" w:color="BFC7D5"/>
+              <w:right w:val="single" w:sz="6" w:space="0" w:color="BFC7D5"/>
+            </w:tcBorders>
             <w:vAlign w:val="center"/>
           </w:tcPr>
           <w:p>
@@ -829,8 +1175,12 @@
         </w:tc>
         <w:tc>
           <w:tcPr>
-            <w:tcW w:w="646" w:type="dxa"/>
-            <w:tcBorders/>
+            <w:tcW w:w="837" w:type="dxa"/>
+            <w:tcBorders>
+              <w:left w:val="single" w:sz="2" w:space="0" w:color="BFC7D5"/>
+              <w:bottom w:val="single" w:sz="6" w:space="0" w:color="BFC7D5"/>
+              <w:right w:val="single" w:sz="6" w:space="0" w:color="BFC7D5"/>
+            </w:tcBorders>
             <w:vAlign w:val="center"/>
           </w:tcPr>
           <w:p>
@@ -849,8 +1199,12 @@
         </w:tc>
         <w:tc>
           <w:tcPr>
-            <w:tcW w:w="976" w:type="dxa"/>
-            <w:tcBorders/>
+            <w:tcW w:w="1241" w:type="dxa"/>
+            <w:tcBorders>
+              <w:left w:val="single" w:sz="2" w:space="0" w:color="BFC7D5"/>
+              <w:bottom w:val="single" w:sz="6" w:space="0" w:color="BFC7D5"/>
+              <w:right w:val="single" w:sz="6" w:space="0" w:color="BFC7D5"/>
+            </w:tcBorders>
             <w:vAlign w:val="center"/>
           </w:tcPr>
           <w:p>
@@ -869,8 +1223,12 @@
         </w:tc>
         <w:tc>
           <w:tcPr>
-            <w:tcW w:w="4186" w:type="dxa"/>
-            <w:tcBorders/>
+            <w:tcW w:w="5147" w:type="dxa"/>
+            <w:tcBorders>
+              <w:left w:val="single" w:sz="2" w:space="0" w:color="BFC7D5"/>
+              <w:bottom w:val="single" w:sz="6" w:space="0" w:color="BFC7D5"/>
+              <w:right w:val="single" w:sz="6" w:space="0" w:color="BFC7D5"/>
+            </w:tcBorders>
             <w:vAlign w:val="center"/>
           </w:tcPr>
           <w:p>
@@ -961,20 +1319,20 @@
     </w:p>
     <w:tbl>
       <w:tblPr>
-        <w:tblW w:w="11339" w:type="dxa"/>
+        <w:tblW w:w="5000" w:type="pct"/>
         <w:jc w:val="left"/>
-        <w:tblInd w:w="0" w:type="dxa"/>
+        <w:tblInd w:w="-7" w:type="dxa"/>
         <w:tblLayout w:type="fixed"/>
         <w:tblCellMar>
-          <w:top w:w="28" w:type="dxa"/>
-          <w:left w:w="28" w:type="dxa"/>
-          <w:bottom w:w="28" w:type="dxa"/>
-          <w:right w:w="28" w:type="dxa"/>
+          <w:top w:w="60" w:type="dxa"/>
+          <w:left w:w="60" w:type="dxa"/>
+          <w:bottom w:w="60" w:type="dxa"/>
+          <w:right w:w="60" w:type="dxa"/>
         </w:tblCellMar>
       </w:tblPr>
       <w:tblGrid>
-        <w:gridCol w:w="1158"/>
-        <w:gridCol w:w="10181"/>
+        <w:gridCol w:w="1190"/>
+        <w:gridCol w:w="10149"/>
       </w:tblGrid>
       <w:tr>
         <w:trPr>
@@ -982,8 +1340,14 @@
         </w:trPr>
         <w:tc>
           <w:tcPr>
-            <w:tcW w:w="1158" w:type="dxa"/>
-            <w:tcBorders/>
+            <w:tcW w:w="1190" w:type="dxa"/>
+            <w:tcBorders>
+              <w:top w:val="single" w:sz="6" w:space="0" w:color="BFC7D5"/>
+              <w:left w:val="single" w:sz="6" w:space="0" w:color="BFC7D5"/>
+              <w:bottom w:val="single" w:sz="2" w:space="0" w:color="BFC7D5"/>
+              <w:right w:val="single" w:sz="6" w:space="0" w:color="BFC7D5"/>
+            </w:tcBorders>
+            <w:shd w:fill="1F3A5F" w:val="clear"/>
             <w:vAlign w:val="center"/>
           </w:tcPr>
           <w:p>
@@ -1006,8 +1370,14 @@
         </w:tc>
         <w:tc>
           <w:tcPr>
-            <w:tcW w:w="10181" w:type="dxa"/>
-            <w:tcBorders/>
+            <w:tcW w:w="10149" w:type="dxa"/>
+            <w:tcBorders>
+              <w:top w:val="single" w:sz="6" w:space="0" w:color="BFC7D5"/>
+              <w:left w:val="single" w:sz="2" w:space="0" w:color="BFC7D5"/>
+              <w:bottom w:val="single" w:sz="2" w:space="0" w:color="BFC7D5"/>
+              <w:right w:val="single" w:sz="6" w:space="0" w:color="BFC7D5"/>
+            </w:tcBorders>
+            <w:shd w:fill="1F3A5F" w:val="clear"/>
             <w:vAlign w:val="center"/>
           </w:tcPr>
           <w:p>
@@ -1033,8 +1403,12 @@
         <w:trPr/>
         <w:tc>
           <w:tcPr>
-            <w:tcW w:w="1158" w:type="dxa"/>
-            <w:tcBorders/>
+            <w:tcW w:w="1190" w:type="dxa"/>
+            <w:tcBorders>
+              <w:left w:val="single" w:sz="6" w:space="0" w:color="BFC7D5"/>
+              <w:bottom w:val="single" w:sz="2" w:space="0" w:color="BFC7D5"/>
+              <w:right w:val="single" w:sz="6" w:space="0" w:color="BFC7D5"/>
+            </w:tcBorders>
             <w:vAlign w:val="center"/>
           </w:tcPr>
           <w:p>
@@ -1055,8 +1429,12 @@
         </w:tc>
         <w:tc>
           <w:tcPr>
-            <w:tcW w:w="10181" w:type="dxa"/>
-            <w:tcBorders/>
+            <w:tcW w:w="10149" w:type="dxa"/>
+            <w:tcBorders>
+              <w:left w:val="single" w:sz="2" w:space="0" w:color="BFC7D5"/>
+              <w:bottom w:val="single" w:sz="2" w:space="0" w:color="BFC7D5"/>
+              <w:right w:val="single" w:sz="6" w:space="0" w:color="BFC7D5"/>
+            </w:tcBorders>
             <w:vAlign w:val="center"/>
           </w:tcPr>
           <w:p>
@@ -1078,8 +1456,12 @@
         <w:trPr/>
         <w:tc>
           <w:tcPr>
-            <w:tcW w:w="1158" w:type="dxa"/>
-            <w:tcBorders/>
+            <w:tcW w:w="1190" w:type="dxa"/>
+            <w:tcBorders>
+              <w:left w:val="single" w:sz="6" w:space="0" w:color="BFC7D5"/>
+              <w:bottom w:val="single" w:sz="2" w:space="0" w:color="BFC7D5"/>
+              <w:right w:val="single" w:sz="6" w:space="0" w:color="BFC7D5"/>
+            </w:tcBorders>
             <w:vAlign w:val="center"/>
           </w:tcPr>
           <w:p>
@@ -1100,8 +1482,12 @@
         </w:tc>
         <w:tc>
           <w:tcPr>
-            <w:tcW w:w="10181" w:type="dxa"/>
-            <w:tcBorders/>
+            <w:tcW w:w="10149" w:type="dxa"/>
+            <w:tcBorders>
+              <w:left w:val="single" w:sz="2" w:space="0" w:color="BFC7D5"/>
+              <w:bottom w:val="single" w:sz="2" w:space="0" w:color="BFC7D5"/>
+              <w:right w:val="single" w:sz="6" w:space="0" w:color="BFC7D5"/>
+            </w:tcBorders>
             <w:vAlign w:val="center"/>
           </w:tcPr>
           <w:p>
@@ -1153,8 +1539,12 @@
         <w:trPr/>
         <w:tc>
           <w:tcPr>
-            <w:tcW w:w="1158" w:type="dxa"/>
-            <w:tcBorders/>
+            <w:tcW w:w="1190" w:type="dxa"/>
+            <w:tcBorders>
+              <w:left w:val="single" w:sz="6" w:space="0" w:color="BFC7D5"/>
+              <w:bottom w:val="single" w:sz="2" w:space="0" w:color="BFC7D5"/>
+              <w:right w:val="single" w:sz="6" w:space="0" w:color="BFC7D5"/>
+            </w:tcBorders>
             <w:vAlign w:val="center"/>
           </w:tcPr>
           <w:p>
@@ -1175,8 +1565,12 @@
         </w:tc>
         <w:tc>
           <w:tcPr>
-            <w:tcW w:w="10181" w:type="dxa"/>
-            <w:tcBorders/>
+            <w:tcW w:w="10149" w:type="dxa"/>
+            <w:tcBorders>
+              <w:left w:val="single" w:sz="2" w:space="0" w:color="BFC7D5"/>
+              <w:bottom w:val="single" w:sz="2" w:space="0" w:color="BFC7D5"/>
+              <w:right w:val="single" w:sz="6" w:space="0" w:color="BFC7D5"/>
+            </w:tcBorders>
             <w:vAlign w:val="center"/>
           </w:tcPr>
           <w:p>
@@ -1198,8 +1592,12 @@
         <w:trPr/>
         <w:tc>
           <w:tcPr>
-            <w:tcW w:w="1158" w:type="dxa"/>
-            <w:tcBorders/>
+            <w:tcW w:w="1190" w:type="dxa"/>
+            <w:tcBorders>
+              <w:left w:val="single" w:sz="6" w:space="0" w:color="BFC7D5"/>
+              <w:bottom w:val="single" w:sz="2" w:space="0" w:color="BFC7D5"/>
+              <w:right w:val="single" w:sz="6" w:space="0" w:color="BFC7D5"/>
+            </w:tcBorders>
             <w:vAlign w:val="center"/>
           </w:tcPr>
           <w:p>
@@ -1220,8 +1618,12 @@
         </w:tc>
         <w:tc>
           <w:tcPr>
-            <w:tcW w:w="10181" w:type="dxa"/>
-            <w:tcBorders/>
+            <w:tcW w:w="10149" w:type="dxa"/>
+            <w:tcBorders>
+              <w:left w:val="single" w:sz="2" w:space="0" w:color="BFC7D5"/>
+              <w:bottom w:val="single" w:sz="2" w:space="0" w:color="BFC7D5"/>
+              <w:right w:val="single" w:sz="6" w:space="0" w:color="BFC7D5"/>
+            </w:tcBorders>
             <w:vAlign w:val="center"/>
           </w:tcPr>
           <w:p>
@@ -1243,8 +1645,12 @@
         <w:trPr/>
         <w:tc>
           <w:tcPr>
-            <w:tcW w:w="1158" w:type="dxa"/>
-            <w:tcBorders/>
+            <w:tcW w:w="1190" w:type="dxa"/>
+            <w:tcBorders>
+              <w:left w:val="single" w:sz="6" w:space="0" w:color="BFC7D5"/>
+              <w:bottom w:val="single" w:sz="2" w:space="0" w:color="BFC7D5"/>
+              <w:right w:val="single" w:sz="6" w:space="0" w:color="BFC7D5"/>
+            </w:tcBorders>
             <w:vAlign w:val="center"/>
           </w:tcPr>
           <w:p>
@@ -1265,8 +1671,12 @@
         </w:tc>
         <w:tc>
           <w:tcPr>
-            <w:tcW w:w="10181" w:type="dxa"/>
-            <w:tcBorders/>
+            <w:tcW w:w="10149" w:type="dxa"/>
+            <w:tcBorders>
+              <w:left w:val="single" w:sz="2" w:space="0" w:color="BFC7D5"/>
+              <w:bottom w:val="single" w:sz="2" w:space="0" w:color="BFC7D5"/>
+              <w:right w:val="single" w:sz="6" w:space="0" w:color="BFC7D5"/>
+            </w:tcBorders>
             <w:vAlign w:val="center"/>
           </w:tcPr>
           <w:p>
@@ -1298,8 +1708,12 @@
         <w:trPr/>
         <w:tc>
           <w:tcPr>
-            <w:tcW w:w="1158" w:type="dxa"/>
-            <w:tcBorders/>
+            <w:tcW w:w="1190" w:type="dxa"/>
+            <w:tcBorders>
+              <w:left w:val="single" w:sz="6" w:space="0" w:color="BFC7D5"/>
+              <w:bottom w:val="single" w:sz="2" w:space="0" w:color="BFC7D5"/>
+              <w:right w:val="single" w:sz="6" w:space="0" w:color="BFC7D5"/>
+            </w:tcBorders>
             <w:vAlign w:val="center"/>
           </w:tcPr>
           <w:p>
@@ -1320,8 +1734,12 @@
         </w:tc>
         <w:tc>
           <w:tcPr>
-            <w:tcW w:w="10181" w:type="dxa"/>
-            <w:tcBorders/>
+            <w:tcW w:w="10149" w:type="dxa"/>
+            <w:tcBorders>
+              <w:left w:val="single" w:sz="2" w:space="0" w:color="BFC7D5"/>
+              <w:bottom w:val="single" w:sz="2" w:space="0" w:color="BFC7D5"/>
+              <w:right w:val="single" w:sz="6" w:space="0" w:color="BFC7D5"/>
+            </w:tcBorders>
             <w:vAlign w:val="center"/>
           </w:tcPr>
           <w:p>
@@ -1343,8 +1761,12 @@
         <w:trPr/>
         <w:tc>
           <w:tcPr>
-            <w:tcW w:w="1158" w:type="dxa"/>
-            <w:tcBorders/>
+            <w:tcW w:w="1190" w:type="dxa"/>
+            <w:tcBorders>
+              <w:left w:val="single" w:sz="6" w:space="0" w:color="BFC7D5"/>
+              <w:bottom w:val="single" w:sz="6" w:space="0" w:color="BFC7D5"/>
+              <w:right w:val="single" w:sz="6" w:space="0" w:color="BFC7D5"/>
+            </w:tcBorders>
             <w:vAlign w:val="center"/>
           </w:tcPr>
           <w:p>
@@ -1365,8 +1787,12 @@
         </w:tc>
         <w:tc>
           <w:tcPr>
-            <w:tcW w:w="10181" w:type="dxa"/>
-            <w:tcBorders/>
+            <w:tcW w:w="10149" w:type="dxa"/>
+            <w:tcBorders>
+              <w:left w:val="single" w:sz="2" w:space="0" w:color="BFC7D5"/>
+              <w:bottom w:val="single" w:sz="6" w:space="0" w:color="BFC7D5"/>
+              <w:right w:val="single" w:sz="6" w:space="0" w:color="BFC7D5"/>
+            </w:tcBorders>
             <w:vAlign w:val="center"/>
           </w:tcPr>
           <w:p>
@@ -1423,20 +1849,20 @@
     </w:p>
     <w:tbl>
       <w:tblPr>
-        <w:tblW w:w="11339" w:type="dxa"/>
+        <w:tblW w:w="5000" w:type="pct"/>
         <w:jc w:val="left"/>
-        <w:tblInd w:w="0" w:type="dxa"/>
+        <w:tblInd w:w="-7" w:type="dxa"/>
         <w:tblLayout w:type="fixed"/>
         <w:tblCellMar>
-          <w:top w:w="28" w:type="dxa"/>
-          <w:left w:w="28" w:type="dxa"/>
-          <w:bottom w:w="28" w:type="dxa"/>
-          <w:right w:w="28" w:type="dxa"/>
+          <w:top w:w="60" w:type="dxa"/>
+          <w:left w:w="60" w:type="dxa"/>
+          <w:bottom w:w="60" w:type="dxa"/>
+          <w:right w:w="60" w:type="dxa"/>
         </w:tblCellMar>
       </w:tblPr>
       <w:tblGrid>
-        <w:gridCol w:w="1140"/>
-        <w:gridCol w:w="10199"/>
+        <w:gridCol w:w="1172"/>
+        <w:gridCol w:w="10167"/>
       </w:tblGrid>
       <w:tr>
         <w:trPr>
@@ -1444,8 +1870,14 @@
         </w:trPr>
         <w:tc>
           <w:tcPr>
-            <w:tcW w:w="1140" w:type="dxa"/>
-            <w:tcBorders/>
+            <w:tcW w:w="1172" w:type="dxa"/>
+            <w:tcBorders>
+              <w:top w:val="single" w:sz="6" w:space="0" w:color="BFC7D5"/>
+              <w:left w:val="single" w:sz="6" w:space="0" w:color="BFC7D5"/>
+              <w:bottom w:val="single" w:sz="2" w:space="0" w:color="BFC7D5"/>
+              <w:right w:val="single" w:sz="6" w:space="0" w:color="BFC7D5"/>
+            </w:tcBorders>
+            <w:shd w:fill="1F3A5F" w:val="clear"/>
             <w:vAlign w:val="center"/>
           </w:tcPr>
           <w:p>
@@ -1468,8 +1900,14 @@
         </w:tc>
         <w:tc>
           <w:tcPr>
-            <w:tcW w:w="10199" w:type="dxa"/>
-            <w:tcBorders/>
+            <w:tcW w:w="10167" w:type="dxa"/>
+            <w:tcBorders>
+              <w:top w:val="single" w:sz="6" w:space="0" w:color="BFC7D5"/>
+              <w:left w:val="single" w:sz="2" w:space="0" w:color="BFC7D5"/>
+              <w:bottom w:val="single" w:sz="2" w:space="0" w:color="BFC7D5"/>
+              <w:right w:val="single" w:sz="6" w:space="0" w:color="BFC7D5"/>
+            </w:tcBorders>
+            <w:shd w:fill="1F3A5F" w:val="clear"/>
             <w:vAlign w:val="center"/>
           </w:tcPr>
           <w:p>
@@ -1495,8 +1933,12 @@
         <w:trPr/>
         <w:tc>
           <w:tcPr>
-            <w:tcW w:w="1140" w:type="dxa"/>
-            <w:tcBorders/>
+            <w:tcW w:w="1172" w:type="dxa"/>
+            <w:tcBorders>
+              <w:left w:val="single" w:sz="6" w:space="0" w:color="BFC7D5"/>
+              <w:bottom w:val="single" w:sz="2" w:space="0" w:color="BFC7D5"/>
+              <w:right w:val="single" w:sz="6" w:space="0" w:color="BFC7D5"/>
+            </w:tcBorders>
             <w:vAlign w:val="center"/>
           </w:tcPr>
           <w:p>
@@ -1517,8 +1959,12 @@
         </w:tc>
         <w:tc>
           <w:tcPr>
-            <w:tcW w:w="10199" w:type="dxa"/>
-            <w:tcBorders/>
+            <w:tcW w:w="10167" w:type="dxa"/>
+            <w:tcBorders>
+              <w:left w:val="single" w:sz="2" w:space="0" w:color="BFC7D5"/>
+              <w:bottom w:val="single" w:sz="2" w:space="0" w:color="BFC7D5"/>
+              <w:right w:val="single" w:sz="6" w:space="0" w:color="BFC7D5"/>
+            </w:tcBorders>
             <w:vAlign w:val="center"/>
           </w:tcPr>
           <w:p>
@@ -1540,8 +1986,12 @@
         <w:trPr/>
         <w:tc>
           <w:tcPr>
-            <w:tcW w:w="1140" w:type="dxa"/>
-            <w:tcBorders/>
+            <w:tcW w:w="1172" w:type="dxa"/>
+            <w:tcBorders>
+              <w:left w:val="single" w:sz="6" w:space="0" w:color="BFC7D5"/>
+              <w:bottom w:val="single" w:sz="2" w:space="0" w:color="BFC7D5"/>
+              <w:right w:val="single" w:sz="6" w:space="0" w:color="BFC7D5"/>
+            </w:tcBorders>
             <w:vAlign w:val="center"/>
           </w:tcPr>
           <w:p>
@@ -1562,8 +2012,12 @@
         </w:tc>
         <w:tc>
           <w:tcPr>
-            <w:tcW w:w="10199" w:type="dxa"/>
-            <w:tcBorders/>
+            <w:tcW w:w="10167" w:type="dxa"/>
+            <w:tcBorders>
+              <w:left w:val="single" w:sz="2" w:space="0" w:color="BFC7D5"/>
+              <w:bottom w:val="single" w:sz="2" w:space="0" w:color="BFC7D5"/>
+              <w:right w:val="single" w:sz="6" w:space="0" w:color="BFC7D5"/>
+            </w:tcBorders>
             <w:vAlign w:val="center"/>
           </w:tcPr>
           <w:p>
@@ -1595,8 +2049,12 @@
         <w:trPr/>
         <w:tc>
           <w:tcPr>
-            <w:tcW w:w="1140" w:type="dxa"/>
-            <w:tcBorders/>
+            <w:tcW w:w="1172" w:type="dxa"/>
+            <w:tcBorders>
+              <w:left w:val="single" w:sz="6" w:space="0" w:color="BFC7D5"/>
+              <w:bottom w:val="single" w:sz="2" w:space="0" w:color="BFC7D5"/>
+              <w:right w:val="single" w:sz="6" w:space="0" w:color="BFC7D5"/>
+            </w:tcBorders>
             <w:vAlign w:val="center"/>
           </w:tcPr>
           <w:p>
@@ -1617,8 +2075,12 @@
         </w:tc>
         <w:tc>
           <w:tcPr>
-            <w:tcW w:w="10199" w:type="dxa"/>
-            <w:tcBorders/>
+            <w:tcW w:w="10167" w:type="dxa"/>
+            <w:tcBorders>
+              <w:left w:val="single" w:sz="2" w:space="0" w:color="BFC7D5"/>
+              <w:bottom w:val="single" w:sz="2" w:space="0" w:color="BFC7D5"/>
+              <w:right w:val="single" w:sz="6" w:space="0" w:color="BFC7D5"/>
+            </w:tcBorders>
             <w:vAlign w:val="center"/>
           </w:tcPr>
           <w:p>
@@ -1640,8 +2102,12 @@
         <w:trPr/>
         <w:tc>
           <w:tcPr>
-            <w:tcW w:w="1140" w:type="dxa"/>
-            <w:tcBorders/>
+            <w:tcW w:w="1172" w:type="dxa"/>
+            <w:tcBorders>
+              <w:left w:val="single" w:sz="6" w:space="0" w:color="BFC7D5"/>
+              <w:bottom w:val="single" w:sz="2" w:space="0" w:color="BFC7D5"/>
+              <w:right w:val="single" w:sz="6" w:space="0" w:color="BFC7D5"/>
+            </w:tcBorders>
             <w:vAlign w:val="center"/>
           </w:tcPr>
           <w:p>
@@ -1662,8 +2128,12 @@
         </w:tc>
         <w:tc>
           <w:tcPr>
-            <w:tcW w:w="10199" w:type="dxa"/>
-            <w:tcBorders/>
+            <w:tcW w:w="10167" w:type="dxa"/>
+            <w:tcBorders>
+              <w:left w:val="single" w:sz="2" w:space="0" w:color="BFC7D5"/>
+              <w:bottom w:val="single" w:sz="2" w:space="0" w:color="BFC7D5"/>
+              <w:right w:val="single" w:sz="6" w:space="0" w:color="BFC7D5"/>
+            </w:tcBorders>
             <w:vAlign w:val="center"/>
           </w:tcPr>
           <w:p>
@@ -1695,8 +2165,12 @@
         <w:trPr/>
         <w:tc>
           <w:tcPr>
-            <w:tcW w:w="1140" w:type="dxa"/>
-            <w:tcBorders/>
+            <w:tcW w:w="1172" w:type="dxa"/>
+            <w:tcBorders>
+              <w:left w:val="single" w:sz="6" w:space="0" w:color="BFC7D5"/>
+              <w:bottom w:val="single" w:sz="2" w:space="0" w:color="BFC7D5"/>
+              <w:right w:val="single" w:sz="6" w:space="0" w:color="BFC7D5"/>
+            </w:tcBorders>
             <w:vAlign w:val="center"/>
           </w:tcPr>
           <w:p>
@@ -1717,8 +2191,12 @@
         </w:tc>
         <w:tc>
           <w:tcPr>
-            <w:tcW w:w="10199" w:type="dxa"/>
-            <w:tcBorders/>
+            <w:tcW w:w="10167" w:type="dxa"/>
+            <w:tcBorders>
+              <w:left w:val="single" w:sz="2" w:space="0" w:color="BFC7D5"/>
+              <w:bottom w:val="single" w:sz="2" w:space="0" w:color="BFC7D5"/>
+              <w:right w:val="single" w:sz="6" w:space="0" w:color="BFC7D5"/>
+            </w:tcBorders>
             <w:vAlign w:val="center"/>
           </w:tcPr>
           <w:p>
@@ -1740,8 +2218,12 @@
         <w:trPr/>
         <w:tc>
           <w:tcPr>
-            <w:tcW w:w="1140" w:type="dxa"/>
-            <w:tcBorders/>
+            <w:tcW w:w="1172" w:type="dxa"/>
+            <w:tcBorders>
+              <w:left w:val="single" w:sz="6" w:space="0" w:color="BFC7D5"/>
+              <w:bottom w:val="single" w:sz="2" w:space="0" w:color="BFC7D5"/>
+              <w:right w:val="single" w:sz="6" w:space="0" w:color="BFC7D5"/>
+            </w:tcBorders>
             <w:vAlign w:val="center"/>
           </w:tcPr>
           <w:p>
@@ -1762,8 +2244,12 @@
         </w:tc>
         <w:tc>
           <w:tcPr>
-            <w:tcW w:w="10199" w:type="dxa"/>
-            <w:tcBorders/>
+            <w:tcW w:w="10167" w:type="dxa"/>
+            <w:tcBorders>
+              <w:left w:val="single" w:sz="2" w:space="0" w:color="BFC7D5"/>
+              <w:bottom w:val="single" w:sz="2" w:space="0" w:color="BFC7D5"/>
+              <w:right w:val="single" w:sz="6" w:space="0" w:color="BFC7D5"/>
+            </w:tcBorders>
             <w:vAlign w:val="center"/>
           </w:tcPr>
           <w:p>
@@ -1785,8 +2271,12 @@
         <w:trPr/>
         <w:tc>
           <w:tcPr>
-            <w:tcW w:w="1140" w:type="dxa"/>
-            <w:tcBorders/>
+            <w:tcW w:w="1172" w:type="dxa"/>
+            <w:tcBorders>
+              <w:left w:val="single" w:sz="6" w:space="0" w:color="BFC7D5"/>
+              <w:bottom w:val="single" w:sz="6" w:space="0" w:color="BFC7D5"/>
+              <w:right w:val="single" w:sz="6" w:space="0" w:color="BFC7D5"/>
+            </w:tcBorders>
             <w:vAlign w:val="center"/>
           </w:tcPr>
           <w:p>
@@ -1807,8 +2297,12 @@
         </w:tc>
         <w:tc>
           <w:tcPr>
-            <w:tcW w:w="10199" w:type="dxa"/>
-            <w:tcBorders/>
+            <w:tcW w:w="10167" w:type="dxa"/>
+            <w:tcBorders>
+              <w:left w:val="single" w:sz="2" w:space="0" w:color="BFC7D5"/>
+              <w:bottom w:val="single" w:sz="6" w:space="0" w:color="BFC7D5"/>
+              <w:right w:val="single" w:sz="6" w:space="0" w:color="BFC7D5"/>
+            </w:tcBorders>
             <w:vAlign w:val="center"/>
           </w:tcPr>
           <w:p>
@@ -1865,20 +2359,20 @@
     </w:p>
     <w:tbl>
       <w:tblPr>
-        <w:tblW w:w="11339" w:type="dxa"/>
+        <w:tblW w:w="5000" w:type="pct"/>
         <w:jc w:val="left"/>
-        <w:tblInd w:w="0" w:type="dxa"/>
+        <w:tblInd w:w="-7" w:type="dxa"/>
         <w:tblLayout w:type="fixed"/>
         <w:tblCellMar>
-          <w:top w:w="28" w:type="dxa"/>
-          <w:left w:w="28" w:type="dxa"/>
-          <w:bottom w:w="28" w:type="dxa"/>
-          <w:right w:w="28" w:type="dxa"/>
+          <w:top w:w="60" w:type="dxa"/>
+          <w:left w:w="60" w:type="dxa"/>
+          <w:bottom w:w="60" w:type="dxa"/>
+          <w:right w:w="60" w:type="dxa"/>
         </w:tblCellMar>
       </w:tblPr>
       <w:tblGrid>
-        <w:gridCol w:w="1221"/>
-        <w:gridCol w:w="10118"/>
+        <w:gridCol w:w="1252"/>
+        <w:gridCol w:w="10087"/>
       </w:tblGrid>
       <w:tr>
         <w:trPr>
@@ -1886,8 +2380,14 @@
         </w:trPr>
         <w:tc>
           <w:tcPr>
-            <w:tcW w:w="1221" w:type="dxa"/>
-            <w:tcBorders/>
+            <w:tcW w:w="1252" w:type="dxa"/>
+            <w:tcBorders>
+              <w:top w:val="single" w:sz="6" w:space="0" w:color="BFC7D5"/>
+              <w:left w:val="single" w:sz="6" w:space="0" w:color="BFC7D5"/>
+              <w:bottom w:val="single" w:sz="2" w:space="0" w:color="BFC7D5"/>
+              <w:right w:val="single" w:sz="6" w:space="0" w:color="BFC7D5"/>
+            </w:tcBorders>
+            <w:shd w:fill="1F3A5F" w:val="clear"/>
             <w:vAlign w:val="center"/>
           </w:tcPr>
           <w:p>
@@ -1910,8 +2410,14 @@
         </w:tc>
         <w:tc>
           <w:tcPr>
-            <w:tcW w:w="10118" w:type="dxa"/>
-            <w:tcBorders/>
+            <w:tcW w:w="10087" w:type="dxa"/>
+            <w:tcBorders>
+              <w:top w:val="single" w:sz="6" w:space="0" w:color="BFC7D5"/>
+              <w:left w:val="single" w:sz="2" w:space="0" w:color="BFC7D5"/>
+              <w:bottom w:val="single" w:sz="2" w:space="0" w:color="BFC7D5"/>
+              <w:right w:val="single" w:sz="6" w:space="0" w:color="BFC7D5"/>
+            </w:tcBorders>
+            <w:shd w:fill="1F3A5F" w:val="clear"/>
             <w:vAlign w:val="center"/>
           </w:tcPr>
           <w:p>
@@ -1937,8 +2443,12 @@
         <w:trPr/>
         <w:tc>
           <w:tcPr>
-            <w:tcW w:w="1221" w:type="dxa"/>
-            <w:tcBorders/>
+            <w:tcW w:w="1252" w:type="dxa"/>
+            <w:tcBorders>
+              <w:left w:val="single" w:sz="6" w:space="0" w:color="BFC7D5"/>
+              <w:bottom w:val="single" w:sz="2" w:space="0" w:color="BFC7D5"/>
+              <w:right w:val="single" w:sz="6" w:space="0" w:color="BFC7D5"/>
+            </w:tcBorders>
             <w:vAlign w:val="center"/>
           </w:tcPr>
           <w:p>
@@ -1959,8 +2469,12 @@
         </w:tc>
         <w:tc>
           <w:tcPr>
-            <w:tcW w:w="10118" w:type="dxa"/>
-            <w:tcBorders/>
+            <w:tcW w:w="10087" w:type="dxa"/>
+            <w:tcBorders>
+              <w:left w:val="single" w:sz="2" w:space="0" w:color="BFC7D5"/>
+              <w:bottom w:val="single" w:sz="2" w:space="0" w:color="BFC7D5"/>
+              <w:right w:val="single" w:sz="6" w:space="0" w:color="BFC7D5"/>
+            </w:tcBorders>
             <w:vAlign w:val="center"/>
           </w:tcPr>
           <w:p>
@@ -1982,8 +2496,12 @@
         <w:trPr/>
         <w:tc>
           <w:tcPr>
-            <w:tcW w:w="1221" w:type="dxa"/>
-            <w:tcBorders/>
+            <w:tcW w:w="1252" w:type="dxa"/>
+            <w:tcBorders>
+              <w:left w:val="single" w:sz="6" w:space="0" w:color="BFC7D5"/>
+              <w:bottom w:val="single" w:sz="2" w:space="0" w:color="BFC7D5"/>
+              <w:right w:val="single" w:sz="6" w:space="0" w:color="BFC7D5"/>
+            </w:tcBorders>
             <w:vAlign w:val="center"/>
           </w:tcPr>
           <w:p>
@@ -2004,8 +2522,12 @@
         </w:tc>
         <w:tc>
           <w:tcPr>
-            <w:tcW w:w="10118" w:type="dxa"/>
-            <w:tcBorders/>
+            <w:tcW w:w="10087" w:type="dxa"/>
+            <w:tcBorders>
+              <w:left w:val="single" w:sz="2" w:space="0" w:color="BFC7D5"/>
+              <w:bottom w:val="single" w:sz="2" w:space="0" w:color="BFC7D5"/>
+              <w:right w:val="single" w:sz="6" w:space="0" w:color="BFC7D5"/>
+            </w:tcBorders>
             <w:vAlign w:val="center"/>
           </w:tcPr>
           <w:p>
@@ -2027,8 +2549,12 @@
         <w:trPr/>
         <w:tc>
           <w:tcPr>
-            <w:tcW w:w="1221" w:type="dxa"/>
-            <w:tcBorders/>
+            <w:tcW w:w="1252" w:type="dxa"/>
+            <w:tcBorders>
+              <w:left w:val="single" w:sz="6" w:space="0" w:color="BFC7D5"/>
+              <w:bottom w:val="single" w:sz="2" w:space="0" w:color="BFC7D5"/>
+              <w:right w:val="single" w:sz="6" w:space="0" w:color="BFC7D5"/>
+            </w:tcBorders>
             <w:vAlign w:val="center"/>
           </w:tcPr>
           <w:p>
@@ -2049,8 +2575,12 @@
         </w:tc>
         <w:tc>
           <w:tcPr>
-            <w:tcW w:w="10118" w:type="dxa"/>
-            <w:tcBorders/>
+            <w:tcW w:w="10087" w:type="dxa"/>
+            <w:tcBorders>
+              <w:left w:val="single" w:sz="2" w:space="0" w:color="BFC7D5"/>
+              <w:bottom w:val="single" w:sz="2" w:space="0" w:color="BFC7D5"/>
+              <w:right w:val="single" w:sz="6" w:space="0" w:color="BFC7D5"/>
+            </w:tcBorders>
             <w:vAlign w:val="center"/>
           </w:tcPr>
           <w:p>
@@ -2072,8 +2602,12 @@
         <w:trPr/>
         <w:tc>
           <w:tcPr>
-            <w:tcW w:w="1221" w:type="dxa"/>
-            <w:tcBorders/>
+            <w:tcW w:w="1252" w:type="dxa"/>
+            <w:tcBorders>
+              <w:left w:val="single" w:sz="6" w:space="0" w:color="BFC7D5"/>
+              <w:bottom w:val="single" w:sz="2" w:space="0" w:color="BFC7D5"/>
+              <w:right w:val="single" w:sz="6" w:space="0" w:color="BFC7D5"/>
+            </w:tcBorders>
             <w:vAlign w:val="center"/>
           </w:tcPr>
           <w:p>
@@ -2094,8 +2628,12 @@
         </w:tc>
         <w:tc>
           <w:tcPr>
-            <w:tcW w:w="10118" w:type="dxa"/>
-            <w:tcBorders/>
+            <w:tcW w:w="10087" w:type="dxa"/>
+            <w:tcBorders>
+              <w:left w:val="single" w:sz="2" w:space="0" w:color="BFC7D5"/>
+              <w:bottom w:val="single" w:sz="2" w:space="0" w:color="BFC7D5"/>
+              <w:right w:val="single" w:sz="6" w:space="0" w:color="BFC7D5"/>
+            </w:tcBorders>
             <w:vAlign w:val="center"/>
           </w:tcPr>
           <w:p>
@@ -2143,8 +2681,12 @@
         <w:trPr/>
         <w:tc>
           <w:tcPr>
-            <w:tcW w:w="1221" w:type="dxa"/>
-            <w:tcBorders/>
+            <w:tcW w:w="1252" w:type="dxa"/>
+            <w:tcBorders>
+              <w:left w:val="single" w:sz="6" w:space="0" w:color="BFC7D5"/>
+              <w:bottom w:val="single" w:sz="2" w:space="0" w:color="BFC7D5"/>
+              <w:right w:val="single" w:sz="6" w:space="0" w:color="BFC7D5"/>
+            </w:tcBorders>
             <w:vAlign w:val="center"/>
           </w:tcPr>
           <w:p>
@@ -2165,8 +2707,12 @@
         </w:tc>
         <w:tc>
           <w:tcPr>
-            <w:tcW w:w="10118" w:type="dxa"/>
-            <w:tcBorders/>
+            <w:tcW w:w="10087" w:type="dxa"/>
+            <w:tcBorders>
+              <w:left w:val="single" w:sz="2" w:space="0" w:color="BFC7D5"/>
+              <w:bottom w:val="single" w:sz="2" w:space="0" w:color="BFC7D5"/>
+              <w:right w:val="single" w:sz="6" w:space="0" w:color="BFC7D5"/>
+            </w:tcBorders>
             <w:vAlign w:val="center"/>
           </w:tcPr>
           <w:p>
@@ -2188,8 +2734,12 @@
         <w:trPr/>
         <w:tc>
           <w:tcPr>
-            <w:tcW w:w="1221" w:type="dxa"/>
-            <w:tcBorders/>
+            <w:tcW w:w="1252" w:type="dxa"/>
+            <w:tcBorders>
+              <w:left w:val="single" w:sz="6" w:space="0" w:color="BFC7D5"/>
+              <w:bottom w:val="single" w:sz="2" w:space="0" w:color="BFC7D5"/>
+              <w:right w:val="single" w:sz="6" w:space="0" w:color="BFC7D5"/>
+            </w:tcBorders>
             <w:vAlign w:val="center"/>
           </w:tcPr>
           <w:p>
@@ -2210,8 +2760,12 @@
         </w:tc>
         <w:tc>
           <w:tcPr>
-            <w:tcW w:w="10118" w:type="dxa"/>
-            <w:tcBorders/>
+            <w:tcW w:w="10087" w:type="dxa"/>
+            <w:tcBorders>
+              <w:left w:val="single" w:sz="2" w:space="0" w:color="BFC7D5"/>
+              <w:bottom w:val="single" w:sz="2" w:space="0" w:color="BFC7D5"/>
+              <w:right w:val="single" w:sz="6" w:space="0" w:color="BFC7D5"/>
+            </w:tcBorders>
             <w:vAlign w:val="center"/>
           </w:tcPr>
           <w:p>
@@ -2233,8 +2787,12 @@
         <w:trPr/>
         <w:tc>
           <w:tcPr>
-            <w:tcW w:w="1221" w:type="dxa"/>
-            <w:tcBorders/>
+            <w:tcW w:w="1252" w:type="dxa"/>
+            <w:tcBorders>
+              <w:left w:val="single" w:sz="6" w:space="0" w:color="BFC7D5"/>
+              <w:bottom w:val="single" w:sz="6" w:space="0" w:color="BFC7D5"/>
+              <w:right w:val="single" w:sz="6" w:space="0" w:color="BFC7D5"/>
+            </w:tcBorders>
             <w:vAlign w:val="center"/>
           </w:tcPr>
           <w:p>
@@ -2255,8 +2813,12 @@
         </w:tc>
         <w:tc>
           <w:tcPr>
-            <w:tcW w:w="10118" w:type="dxa"/>
-            <w:tcBorders/>
+            <w:tcW w:w="10087" w:type="dxa"/>
+            <w:tcBorders>
+              <w:left w:val="single" w:sz="2" w:space="0" w:color="BFC7D5"/>
+              <w:bottom w:val="single" w:sz="6" w:space="0" w:color="BFC7D5"/>
+              <w:right w:val="single" w:sz="6" w:space="0" w:color="BFC7D5"/>
+            </w:tcBorders>
             <w:vAlign w:val="center"/>
           </w:tcPr>
           <w:p>
@@ -2303,20 +2865,20 @@
     </w:p>
     <w:tbl>
       <w:tblPr>
-        <w:tblW w:w="11339" w:type="dxa"/>
+        <w:tblW w:w="5000" w:type="pct"/>
         <w:jc w:val="left"/>
-        <w:tblInd w:w="0" w:type="dxa"/>
+        <w:tblInd w:w="-7" w:type="dxa"/>
         <w:tblLayout w:type="fixed"/>
         <w:tblCellMar>
-          <w:top w:w="28" w:type="dxa"/>
-          <w:left w:w="28" w:type="dxa"/>
-          <w:bottom w:w="28" w:type="dxa"/>
-          <w:right w:w="28" w:type="dxa"/>
+          <w:top w:w="60" w:type="dxa"/>
+          <w:left w:w="60" w:type="dxa"/>
+          <w:bottom w:w="60" w:type="dxa"/>
+          <w:right w:w="60" w:type="dxa"/>
         </w:tblCellMar>
       </w:tblPr>
       <w:tblGrid>
-        <w:gridCol w:w="1146"/>
-        <w:gridCol w:w="10193"/>
+        <w:gridCol w:w="1179"/>
+        <w:gridCol w:w="10160"/>
       </w:tblGrid>
       <w:tr>
         <w:trPr>
@@ -2324,8 +2886,14 @@
         </w:trPr>
         <w:tc>
           <w:tcPr>
-            <w:tcW w:w="1146" w:type="dxa"/>
-            <w:tcBorders/>
+            <w:tcW w:w="1179" w:type="dxa"/>
+            <w:tcBorders>
+              <w:top w:val="single" w:sz="6" w:space="0" w:color="BFC7D5"/>
+              <w:left w:val="single" w:sz="6" w:space="0" w:color="BFC7D5"/>
+              <w:bottom w:val="single" w:sz="2" w:space="0" w:color="BFC7D5"/>
+              <w:right w:val="single" w:sz="6" w:space="0" w:color="BFC7D5"/>
+            </w:tcBorders>
+            <w:shd w:fill="1F3A5F" w:val="clear"/>
             <w:vAlign w:val="center"/>
           </w:tcPr>
           <w:p>
@@ -2348,8 +2916,14 @@
         </w:tc>
         <w:tc>
           <w:tcPr>
-            <w:tcW w:w="10193" w:type="dxa"/>
-            <w:tcBorders/>
+            <w:tcW w:w="10160" w:type="dxa"/>
+            <w:tcBorders>
+              <w:top w:val="single" w:sz="6" w:space="0" w:color="BFC7D5"/>
+              <w:left w:val="single" w:sz="2" w:space="0" w:color="BFC7D5"/>
+              <w:bottom w:val="single" w:sz="2" w:space="0" w:color="BFC7D5"/>
+              <w:right w:val="single" w:sz="6" w:space="0" w:color="BFC7D5"/>
+            </w:tcBorders>
+            <w:shd w:fill="1F3A5F" w:val="clear"/>
             <w:vAlign w:val="center"/>
           </w:tcPr>
           <w:p>
@@ -2375,8 +2949,12 @@
         <w:trPr/>
         <w:tc>
           <w:tcPr>
-            <w:tcW w:w="1146" w:type="dxa"/>
-            <w:tcBorders/>
+            <w:tcW w:w="1179" w:type="dxa"/>
+            <w:tcBorders>
+              <w:left w:val="single" w:sz="6" w:space="0" w:color="BFC7D5"/>
+              <w:bottom w:val="single" w:sz="2" w:space="0" w:color="BFC7D5"/>
+              <w:right w:val="single" w:sz="6" w:space="0" w:color="BFC7D5"/>
+            </w:tcBorders>
             <w:vAlign w:val="center"/>
           </w:tcPr>
           <w:p>
@@ -2397,8 +2975,12 @@
         </w:tc>
         <w:tc>
           <w:tcPr>
-            <w:tcW w:w="10193" w:type="dxa"/>
-            <w:tcBorders/>
+            <w:tcW w:w="10160" w:type="dxa"/>
+            <w:tcBorders>
+              <w:left w:val="single" w:sz="2" w:space="0" w:color="BFC7D5"/>
+              <w:bottom w:val="single" w:sz="2" w:space="0" w:color="BFC7D5"/>
+              <w:right w:val="single" w:sz="6" w:space="0" w:color="BFC7D5"/>
+            </w:tcBorders>
             <w:vAlign w:val="center"/>
           </w:tcPr>
           <w:p>
@@ -2420,8 +3002,12 @@
         <w:trPr/>
         <w:tc>
           <w:tcPr>
-            <w:tcW w:w="1146" w:type="dxa"/>
-            <w:tcBorders/>
+            <w:tcW w:w="1179" w:type="dxa"/>
+            <w:tcBorders>
+              <w:left w:val="single" w:sz="6" w:space="0" w:color="BFC7D5"/>
+              <w:bottom w:val="single" w:sz="2" w:space="0" w:color="BFC7D5"/>
+              <w:right w:val="single" w:sz="6" w:space="0" w:color="BFC7D5"/>
+            </w:tcBorders>
             <w:vAlign w:val="center"/>
           </w:tcPr>
           <w:p>
@@ -2442,8 +3028,12 @@
         </w:tc>
         <w:tc>
           <w:tcPr>
-            <w:tcW w:w="10193" w:type="dxa"/>
-            <w:tcBorders/>
+            <w:tcW w:w="10160" w:type="dxa"/>
+            <w:tcBorders>
+              <w:left w:val="single" w:sz="2" w:space="0" w:color="BFC7D5"/>
+              <w:bottom w:val="single" w:sz="2" w:space="0" w:color="BFC7D5"/>
+              <w:right w:val="single" w:sz="6" w:space="0" w:color="BFC7D5"/>
+            </w:tcBorders>
             <w:vAlign w:val="center"/>
           </w:tcPr>
           <w:p>
@@ -2475,8 +3065,12 @@
         <w:trPr/>
         <w:tc>
           <w:tcPr>
-            <w:tcW w:w="1146" w:type="dxa"/>
-            <w:tcBorders/>
+            <w:tcW w:w="1179" w:type="dxa"/>
+            <w:tcBorders>
+              <w:left w:val="single" w:sz="6" w:space="0" w:color="BFC7D5"/>
+              <w:bottom w:val="single" w:sz="2" w:space="0" w:color="BFC7D5"/>
+              <w:right w:val="single" w:sz="6" w:space="0" w:color="BFC7D5"/>
+            </w:tcBorders>
             <w:vAlign w:val="center"/>
           </w:tcPr>
           <w:p>
@@ -2497,8 +3091,12 @@
         </w:tc>
         <w:tc>
           <w:tcPr>
-            <w:tcW w:w="10193" w:type="dxa"/>
-            <w:tcBorders/>
+            <w:tcW w:w="10160" w:type="dxa"/>
+            <w:tcBorders>
+              <w:left w:val="single" w:sz="2" w:space="0" w:color="BFC7D5"/>
+              <w:bottom w:val="single" w:sz="2" w:space="0" w:color="BFC7D5"/>
+              <w:right w:val="single" w:sz="6" w:space="0" w:color="BFC7D5"/>
+            </w:tcBorders>
             <w:vAlign w:val="center"/>
           </w:tcPr>
           <w:p>
@@ -2520,8 +3118,12 @@
         <w:trPr/>
         <w:tc>
           <w:tcPr>
-            <w:tcW w:w="1146" w:type="dxa"/>
-            <w:tcBorders/>
+            <w:tcW w:w="1179" w:type="dxa"/>
+            <w:tcBorders>
+              <w:left w:val="single" w:sz="6" w:space="0" w:color="BFC7D5"/>
+              <w:bottom w:val="single" w:sz="2" w:space="0" w:color="BFC7D5"/>
+              <w:right w:val="single" w:sz="6" w:space="0" w:color="BFC7D5"/>
+            </w:tcBorders>
             <w:vAlign w:val="center"/>
           </w:tcPr>
           <w:p>
@@ -2542,8 +3144,12 @@
         </w:tc>
         <w:tc>
           <w:tcPr>
-            <w:tcW w:w="10193" w:type="dxa"/>
-            <w:tcBorders/>
+            <w:tcW w:w="10160" w:type="dxa"/>
+            <w:tcBorders>
+              <w:left w:val="single" w:sz="2" w:space="0" w:color="BFC7D5"/>
+              <w:bottom w:val="single" w:sz="2" w:space="0" w:color="BFC7D5"/>
+              <w:right w:val="single" w:sz="6" w:space="0" w:color="BFC7D5"/>
+            </w:tcBorders>
             <w:vAlign w:val="center"/>
           </w:tcPr>
           <w:p>
@@ -2625,8 +3231,12 @@
         <w:trPr/>
         <w:tc>
           <w:tcPr>
-            <w:tcW w:w="1146" w:type="dxa"/>
-            <w:tcBorders/>
+            <w:tcW w:w="1179" w:type="dxa"/>
+            <w:tcBorders>
+              <w:left w:val="single" w:sz="6" w:space="0" w:color="BFC7D5"/>
+              <w:bottom w:val="single" w:sz="2" w:space="0" w:color="BFC7D5"/>
+              <w:right w:val="single" w:sz="6" w:space="0" w:color="BFC7D5"/>
+            </w:tcBorders>
             <w:vAlign w:val="center"/>
           </w:tcPr>
           <w:p>
@@ -2647,8 +3257,12 @@
         </w:tc>
         <w:tc>
           <w:tcPr>
-            <w:tcW w:w="10193" w:type="dxa"/>
-            <w:tcBorders/>
+            <w:tcW w:w="10160" w:type="dxa"/>
+            <w:tcBorders>
+              <w:left w:val="single" w:sz="2" w:space="0" w:color="BFC7D5"/>
+              <w:bottom w:val="single" w:sz="2" w:space="0" w:color="BFC7D5"/>
+              <w:right w:val="single" w:sz="6" w:space="0" w:color="BFC7D5"/>
+            </w:tcBorders>
             <w:vAlign w:val="center"/>
           </w:tcPr>
           <w:p>
@@ -2676,8 +3290,12 @@
         <w:trPr/>
         <w:tc>
           <w:tcPr>
-            <w:tcW w:w="1146" w:type="dxa"/>
-            <w:tcBorders/>
+            <w:tcW w:w="1179" w:type="dxa"/>
+            <w:tcBorders>
+              <w:left w:val="single" w:sz="6" w:space="0" w:color="BFC7D5"/>
+              <w:bottom w:val="single" w:sz="2" w:space="0" w:color="BFC7D5"/>
+              <w:right w:val="single" w:sz="6" w:space="0" w:color="BFC7D5"/>
+            </w:tcBorders>
             <w:vAlign w:val="center"/>
           </w:tcPr>
           <w:p>
@@ -2698,8 +3316,12 @@
         </w:tc>
         <w:tc>
           <w:tcPr>
-            <w:tcW w:w="10193" w:type="dxa"/>
-            <w:tcBorders/>
+            <w:tcW w:w="10160" w:type="dxa"/>
+            <w:tcBorders>
+              <w:left w:val="single" w:sz="2" w:space="0" w:color="BFC7D5"/>
+              <w:bottom w:val="single" w:sz="2" w:space="0" w:color="BFC7D5"/>
+              <w:right w:val="single" w:sz="6" w:space="0" w:color="BFC7D5"/>
+            </w:tcBorders>
             <w:vAlign w:val="center"/>
           </w:tcPr>
           <w:p>
@@ -2721,8 +3343,12 @@
         <w:trPr/>
         <w:tc>
           <w:tcPr>
-            <w:tcW w:w="1146" w:type="dxa"/>
-            <w:tcBorders/>
+            <w:tcW w:w="1179" w:type="dxa"/>
+            <w:tcBorders>
+              <w:left w:val="single" w:sz="6" w:space="0" w:color="BFC7D5"/>
+              <w:bottom w:val="single" w:sz="2" w:space="0" w:color="BFC7D5"/>
+              <w:right w:val="single" w:sz="6" w:space="0" w:color="BFC7D5"/>
+            </w:tcBorders>
             <w:vAlign w:val="center"/>
           </w:tcPr>
           <w:p>
@@ -2743,8 +3369,12 @@
         </w:tc>
         <w:tc>
           <w:tcPr>
-            <w:tcW w:w="10193" w:type="dxa"/>
-            <w:tcBorders/>
+            <w:tcW w:w="10160" w:type="dxa"/>
+            <w:tcBorders>
+              <w:left w:val="single" w:sz="2" w:space="0" w:color="BFC7D5"/>
+              <w:bottom w:val="single" w:sz="2" w:space="0" w:color="BFC7D5"/>
+              <w:right w:val="single" w:sz="6" w:space="0" w:color="BFC7D5"/>
+            </w:tcBorders>
             <w:vAlign w:val="center"/>
           </w:tcPr>
           <w:p>
@@ -2766,8 +3396,12 @@
         <w:trPr/>
         <w:tc>
           <w:tcPr>
-            <w:tcW w:w="1146" w:type="dxa"/>
-            <w:tcBorders/>
+            <w:tcW w:w="1179" w:type="dxa"/>
+            <w:tcBorders>
+              <w:left w:val="single" w:sz="6" w:space="0" w:color="BFC7D5"/>
+              <w:bottom w:val="single" w:sz="6" w:space="0" w:color="BFC7D5"/>
+              <w:right w:val="single" w:sz="6" w:space="0" w:color="BFC7D5"/>
+            </w:tcBorders>
             <w:vAlign w:val="center"/>
           </w:tcPr>
           <w:p>
@@ -2788,8 +3422,12 @@
         </w:tc>
         <w:tc>
           <w:tcPr>
-            <w:tcW w:w="10193" w:type="dxa"/>
-            <w:tcBorders/>
+            <w:tcW w:w="10160" w:type="dxa"/>
+            <w:tcBorders>
+              <w:left w:val="single" w:sz="2" w:space="0" w:color="BFC7D5"/>
+              <w:bottom w:val="single" w:sz="6" w:space="0" w:color="BFC7D5"/>
+              <w:right w:val="single" w:sz="6" w:space="0" w:color="BFC7D5"/>
+            </w:tcBorders>
             <w:vAlign w:val="center"/>
           </w:tcPr>
           <w:p>
@@ -2836,20 +3474,20 @@
     </w:p>
     <w:tbl>
       <w:tblPr>
-        <w:tblW w:w="11339" w:type="dxa"/>
+        <w:tblW w:w="5000" w:type="pct"/>
         <w:jc w:val="left"/>
-        <w:tblInd w:w="0" w:type="dxa"/>
+        <w:tblInd w:w="-7" w:type="dxa"/>
         <w:tblLayout w:type="fixed"/>
         <w:tblCellMar>
-          <w:top w:w="28" w:type="dxa"/>
-          <w:left w:w="28" w:type="dxa"/>
-          <w:bottom w:w="28" w:type="dxa"/>
-          <w:right w:w="28" w:type="dxa"/>
+          <w:top w:w="60" w:type="dxa"/>
+          <w:left w:w="60" w:type="dxa"/>
+          <w:bottom w:w="60" w:type="dxa"/>
+          <w:right w:w="60" w:type="dxa"/>
         </w:tblCellMar>
       </w:tblPr>
       <w:tblGrid>
-        <w:gridCol w:w="1107"/>
-        <w:gridCol w:w="10232"/>
+        <w:gridCol w:w="1140"/>
+        <w:gridCol w:w="10199"/>
       </w:tblGrid>
       <w:tr>
         <w:trPr>
@@ -2857,8 +3495,14 @@
         </w:trPr>
         <w:tc>
           <w:tcPr>
-            <w:tcW w:w="1107" w:type="dxa"/>
-            <w:tcBorders/>
+            <w:tcW w:w="1140" w:type="dxa"/>
+            <w:tcBorders>
+              <w:top w:val="single" w:sz="6" w:space="0" w:color="BFC7D5"/>
+              <w:left w:val="single" w:sz="6" w:space="0" w:color="BFC7D5"/>
+              <w:bottom w:val="single" w:sz="2" w:space="0" w:color="BFC7D5"/>
+              <w:right w:val="single" w:sz="6" w:space="0" w:color="BFC7D5"/>
+            </w:tcBorders>
+            <w:shd w:fill="1F3A5F" w:val="clear"/>
             <w:vAlign w:val="center"/>
           </w:tcPr>
           <w:p>
@@ -2881,8 +3525,14 @@
         </w:tc>
         <w:tc>
           <w:tcPr>
-            <w:tcW w:w="10232" w:type="dxa"/>
-            <w:tcBorders/>
+            <w:tcW w:w="10199" w:type="dxa"/>
+            <w:tcBorders>
+              <w:top w:val="single" w:sz="6" w:space="0" w:color="BFC7D5"/>
+              <w:left w:val="single" w:sz="2" w:space="0" w:color="BFC7D5"/>
+              <w:bottom w:val="single" w:sz="2" w:space="0" w:color="BFC7D5"/>
+              <w:right w:val="single" w:sz="6" w:space="0" w:color="BFC7D5"/>
+            </w:tcBorders>
+            <w:shd w:fill="1F3A5F" w:val="clear"/>
             <w:vAlign w:val="center"/>
           </w:tcPr>
           <w:p>
@@ -2908,8 +3558,12 @@
         <w:trPr/>
         <w:tc>
           <w:tcPr>
-            <w:tcW w:w="1107" w:type="dxa"/>
-            <w:tcBorders/>
+            <w:tcW w:w="1140" w:type="dxa"/>
+            <w:tcBorders>
+              <w:left w:val="single" w:sz="6" w:space="0" w:color="BFC7D5"/>
+              <w:bottom w:val="single" w:sz="2" w:space="0" w:color="BFC7D5"/>
+              <w:right w:val="single" w:sz="6" w:space="0" w:color="BFC7D5"/>
+            </w:tcBorders>
             <w:vAlign w:val="center"/>
           </w:tcPr>
           <w:p>
@@ -2930,8 +3584,12 @@
         </w:tc>
         <w:tc>
           <w:tcPr>
-            <w:tcW w:w="10232" w:type="dxa"/>
-            <w:tcBorders/>
+            <w:tcW w:w="10199" w:type="dxa"/>
+            <w:tcBorders>
+              <w:left w:val="single" w:sz="2" w:space="0" w:color="BFC7D5"/>
+              <w:bottom w:val="single" w:sz="2" w:space="0" w:color="BFC7D5"/>
+              <w:right w:val="single" w:sz="6" w:space="0" w:color="BFC7D5"/>
+            </w:tcBorders>
             <w:vAlign w:val="center"/>
           </w:tcPr>
           <w:p>
@@ -2953,8 +3611,12 @@
         <w:trPr/>
         <w:tc>
           <w:tcPr>
-            <w:tcW w:w="1107" w:type="dxa"/>
-            <w:tcBorders/>
+            <w:tcW w:w="1140" w:type="dxa"/>
+            <w:tcBorders>
+              <w:left w:val="single" w:sz="6" w:space="0" w:color="BFC7D5"/>
+              <w:bottom w:val="single" w:sz="2" w:space="0" w:color="BFC7D5"/>
+              <w:right w:val="single" w:sz="6" w:space="0" w:color="BFC7D5"/>
+            </w:tcBorders>
             <w:vAlign w:val="center"/>
           </w:tcPr>
           <w:p>
@@ -2975,8 +3637,12 @@
         </w:tc>
         <w:tc>
           <w:tcPr>
-            <w:tcW w:w="10232" w:type="dxa"/>
-            <w:tcBorders/>
+            <w:tcW w:w="10199" w:type="dxa"/>
+            <w:tcBorders>
+              <w:left w:val="single" w:sz="2" w:space="0" w:color="BFC7D5"/>
+              <w:bottom w:val="single" w:sz="2" w:space="0" w:color="BFC7D5"/>
+              <w:right w:val="single" w:sz="6" w:space="0" w:color="BFC7D5"/>
+            </w:tcBorders>
             <w:vAlign w:val="center"/>
           </w:tcPr>
           <w:p>
@@ -3008,8 +3674,12 @@
         <w:trPr/>
         <w:tc>
           <w:tcPr>
-            <w:tcW w:w="1107" w:type="dxa"/>
-            <w:tcBorders/>
+            <w:tcW w:w="1140" w:type="dxa"/>
+            <w:tcBorders>
+              <w:left w:val="single" w:sz="6" w:space="0" w:color="BFC7D5"/>
+              <w:bottom w:val="single" w:sz="2" w:space="0" w:color="BFC7D5"/>
+              <w:right w:val="single" w:sz="6" w:space="0" w:color="BFC7D5"/>
+            </w:tcBorders>
             <w:vAlign w:val="center"/>
           </w:tcPr>
           <w:p>
@@ -3030,8 +3700,12 @@
         </w:tc>
         <w:tc>
           <w:tcPr>
-            <w:tcW w:w="10232" w:type="dxa"/>
-            <w:tcBorders/>
+            <w:tcW w:w="10199" w:type="dxa"/>
+            <w:tcBorders>
+              <w:left w:val="single" w:sz="2" w:space="0" w:color="BFC7D5"/>
+              <w:bottom w:val="single" w:sz="2" w:space="0" w:color="BFC7D5"/>
+              <w:right w:val="single" w:sz="6" w:space="0" w:color="BFC7D5"/>
+            </w:tcBorders>
             <w:vAlign w:val="center"/>
           </w:tcPr>
           <w:p>
@@ -3053,8 +3727,12 @@
         <w:trPr/>
         <w:tc>
           <w:tcPr>
-            <w:tcW w:w="1107" w:type="dxa"/>
-            <w:tcBorders/>
+            <w:tcW w:w="1140" w:type="dxa"/>
+            <w:tcBorders>
+              <w:left w:val="single" w:sz="6" w:space="0" w:color="BFC7D5"/>
+              <w:bottom w:val="single" w:sz="2" w:space="0" w:color="BFC7D5"/>
+              <w:right w:val="single" w:sz="6" w:space="0" w:color="BFC7D5"/>
+            </w:tcBorders>
             <w:vAlign w:val="center"/>
           </w:tcPr>
           <w:p>
@@ -3075,8 +3753,12 @@
         </w:tc>
         <w:tc>
           <w:tcPr>
-            <w:tcW w:w="10232" w:type="dxa"/>
-            <w:tcBorders/>
+            <w:tcW w:w="10199" w:type="dxa"/>
+            <w:tcBorders>
+              <w:left w:val="single" w:sz="2" w:space="0" w:color="BFC7D5"/>
+              <w:bottom w:val="single" w:sz="2" w:space="0" w:color="BFC7D5"/>
+              <w:right w:val="single" w:sz="6" w:space="0" w:color="BFC7D5"/>
+            </w:tcBorders>
             <w:vAlign w:val="center"/>
           </w:tcPr>
           <w:p>
@@ -3108,8 +3790,12 @@
         <w:trPr/>
         <w:tc>
           <w:tcPr>
-            <w:tcW w:w="1107" w:type="dxa"/>
-            <w:tcBorders/>
+            <w:tcW w:w="1140" w:type="dxa"/>
+            <w:tcBorders>
+              <w:left w:val="single" w:sz="6" w:space="0" w:color="BFC7D5"/>
+              <w:bottom w:val="single" w:sz="2" w:space="0" w:color="BFC7D5"/>
+              <w:right w:val="single" w:sz="6" w:space="0" w:color="BFC7D5"/>
+            </w:tcBorders>
             <w:vAlign w:val="center"/>
           </w:tcPr>
           <w:p>
@@ -3130,8 +3816,12 @@
         </w:tc>
         <w:tc>
           <w:tcPr>
-            <w:tcW w:w="10232" w:type="dxa"/>
-            <w:tcBorders/>
+            <w:tcW w:w="10199" w:type="dxa"/>
+            <w:tcBorders>
+              <w:left w:val="single" w:sz="2" w:space="0" w:color="BFC7D5"/>
+              <w:bottom w:val="single" w:sz="2" w:space="0" w:color="BFC7D5"/>
+              <w:right w:val="single" w:sz="6" w:space="0" w:color="BFC7D5"/>
+            </w:tcBorders>
             <w:vAlign w:val="center"/>
           </w:tcPr>
           <w:p>
@@ -3153,8 +3843,12 @@
         <w:trPr/>
         <w:tc>
           <w:tcPr>
-            <w:tcW w:w="1107" w:type="dxa"/>
-            <w:tcBorders/>
+            <w:tcW w:w="1140" w:type="dxa"/>
+            <w:tcBorders>
+              <w:left w:val="single" w:sz="6" w:space="0" w:color="BFC7D5"/>
+              <w:bottom w:val="single" w:sz="6" w:space="0" w:color="BFC7D5"/>
+              <w:right w:val="single" w:sz="6" w:space="0" w:color="BFC7D5"/>
+            </w:tcBorders>
             <w:vAlign w:val="center"/>
           </w:tcPr>
           <w:p>
@@ -3175,8 +3869,12 @@
         </w:tc>
         <w:tc>
           <w:tcPr>
-            <w:tcW w:w="10232" w:type="dxa"/>
-            <w:tcBorders/>
+            <w:tcW w:w="10199" w:type="dxa"/>
+            <w:tcBorders>
+              <w:left w:val="single" w:sz="2" w:space="0" w:color="BFC7D5"/>
+              <w:bottom w:val="single" w:sz="6" w:space="0" w:color="BFC7D5"/>
+              <w:right w:val="single" w:sz="6" w:space="0" w:color="BFC7D5"/>
+            </w:tcBorders>
             <w:vAlign w:val="center"/>
           </w:tcPr>
           <w:p>
@@ -3223,20 +3921,20 @@
     </w:p>
     <w:tbl>
       <w:tblPr>
-        <w:tblW w:w="11339" w:type="dxa"/>
+        <w:tblW w:w="5000" w:type="pct"/>
         <w:jc w:val="left"/>
-        <w:tblInd w:w="0" w:type="dxa"/>
+        <w:tblInd w:w="-7" w:type="dxa"/>
         <w:tblLayout w:type="fixed"/>
         <w:tblCellMar>
-          <w:top w:w="28" w:type="dxa"/>
-          <w:left w:w="28" w:type="dxa"/>
-          <w:bottom w:w="28" w:type="dxa"/>
-          <w:right w:w="28" w:type="dxa"/>
+          <w:top w:w="60" w:type="dxa"/>
+          <w:left w:w="60" w:type="dxa"/>
+          <w:bottom w:w="60" w:type="dxa"/>
+          <w:right w:w="60" w:type="dxa"/>
         </w:tblCellMar>
       </w:tblPr>
       <w:tblGrid>
-        <w:gridCol w:w="1092"/>
-        <w:gridCol w:w="10247"/>
+        <w:gridCol w:w="1125"/>
+        <w:gridCol w:w="10214"/>
       </w:tblGrid>
       <w:tr>
         <w:trPr>
@@ -3244,8 +3942,14 @@
         </w:trPr>
         <w:tc>
           <w:tcPr>
-            <w:tcW w:w="1092" w:type="dxa"/>
-            <w:tcBorders/>
+            <w:tcW w:w="1125" w:type="dxa"/>
+            <w:tcBorders>
+              <w:top w:val="single" w:sz="6" w:space="0" w:color="BFC7D5"/>
+              <w:left w:val="single" w:sz="6" w:space="0" w:color="BFC7D5"/>
+              <w:bottom w:val="single" w:sz="2" w:space="0" w:color="BFC7D5"/>
+              <w:right w:val="single" w:sz="6" w:space="0" w:color="BFC7D5"/>
+            </w:tcBorders>
+            <w:shd w:fill="1F3A5F" w:val="clear"/>
             <w:vAlign w:val="center"/>
           </w:tcPr>
           <w:p>
@@ -3268,8 +3972,14 @@
         </w:tc>
         <w:tc>
           <w:tcPr>
-            <w:tcW w:w="10247" w:type="dxa"/>
-            <w:tcBorders/>
+            <w:tcW w:w="10214" w:type="dxa"/>
+            <w:tcBorders>
+              <w:top w:val="single" w:sz="6" w:space="0" w:color="BFC7D5"/>
+              <w:left w:val="single" w:sz="2" w:space="0" w:color="BFC7D5"/>
+              <w:bottom w:val="single" w:sz="2" w:space="0" w:color="BFC7D5"/>
+              <w:right w:val="single" w:sz="6" w:space="0" w:color="BFC7D5"/>
+            </w:tcBorders>
+            <w:shd w:fill="1F3A5F" w:val="clear"/>
             <w:vAlign w:val="center"/>
           </w:tcPr>
           <w:p>
@@ -3295,8 +4005,12 @@
         <w:trPr/>
         <w:tc>
           <w:tcPr>
-            <w:tcW w:w="1092" w:type="dxa"/>
-            <w:tcBorders/>
+            <w:tcW w:w="1125" w:type="dxa"/>
+            <w:tcBorders>
+              <w:left w:val="single" w:sz="6" w:space="0" w:color="BFC7D5"/>
+              <w:bottom w:val="single" w:sz="2" w:space="0" w:color="BFC7D5"/>
+              <w:right w:val="single" w:sz="6" w:space="0" w:color="BFC7D5"/>
+            </w:tcBorders>
             <w:vAlign w:val="center"/>
           </w:tcPr>
           <w:p>
@@ -3317,8 +4031,12 @@
         </w:tc>
         <w:tc>
           <w:tcPr>
-            <w:tcW w:w="10247" w:type="dxa"/>
-            <w:tcBorders/>
+            <w:tcW w:w="10214" w:type="dxa"/>
+            <w:tcBorders>
+              <w:left w:val="single" w:sz="2" w:space="0" w:color="BFC7D5"/>
+              <w:bottom w:val="single" w:sz="2" w:space="0" w:color="BFC7D5"/>
+              <w:right w:val="single" w:sz="6" w:space="0" w:color="BFC7D5"/>
+            </w:tcBorders>
             <w:vAlign w:val="center"/>
           </w:tcPr>
           <w:p>
@@ -3340,8 +4058,12 @@
         <w:trPr/>
         <w:tc>
           <w:tcPr>
-            <w:tcW w:w="1092" w:type="dxa"/>
-            <w:tcBorders/>
+            <w:tcW w:w="1125" w:type="dxa"/>
+            <w:tcBorders>
+              <w:left w:val="single" w:sz="6" w:space="0" w:color="BFC7D5"/>
+              <w:bottom w:val="single" w:sz="2" w:space="0" w:color="BFC7D5"/>
+              <w:right w:val="single" w:sz="6" w:space="0" w:color="BFC7D5"/>
+            </w:tcBorders>
             <w:vAlign w:val="center"/>
           </w:tcPr>
           <w:p>
@@ -3362,8 +4084,12 @@
         </w:tc>
         <w:tc>
           <w:tcPr>
-            <w:tcW w:w="10247" w:type="dxa"/>
-            <w:tcBorders/>
+            <w:tcW w:w="10214" w:type="dxa"/>
+            <w:tcBorders>
+              <w:left w:val="single" w:sz="2" w:space="0" w:color="BFC7D5"/>
+              <w:bottom w:val="single" w:sz="2" w:space="0" w:color="BFC7D5"/>
+              <w:right w:val="single" w:sz="6" w:space="0" w:color="BFC7D5"/>
+            </w:tcBorders>
             <w:vAlign w:val="center"/>
           </w:tcPr>
           <w:p>
@@ -3395,8 +4121,12 @@
         <w:trPr/>
         <w:tc>
           <w:tcPr>
-            <w:tcW w:w="1092" w:type="dxa"/>
-            <w:tcBorders/>
+            <w:tcW w:w="1125" w:type="dxa"/>
+            <w:tcBorders>
+              <w:left w:val="single" w:sz="6" w:space="0" w:color="BFC7D5"/>
+              <w:bottom w:val="single" w:sz="2" w:space="0" w:color="BFC7D5"/>
+              <w:right w:val="single" w:sz="6" w:space="0" w:color="BFC7D5"/>
+            </w:tcBorders>
             <w:vAlign w:val="center"/>
           </w:tcPr>
           <w:p>
@@ -3417,8 +4147,12 @@
         </w:tc>
         <w:tc>
           <w:tcPr>
-            <w:tcW w:w="10247" w:type="dxa"/>
-            <w:tcBorders/>
+            <w:tcW w:w="10214" w:type="dxa"/>
+            <w:tcBorders>
+              <w:left w:val="single" w:sz="2" w:space="0" w:color="BFC7D5"/>
+              <w:bottom w:val="single" w:sz="2" w:space="0" w:color="BFC7D5"/>
+              <w:right w:val="single" w:sz="6" w:space="0" w:color="BFC7D5"/>
+            </w:tcBorders>
             <w:vAlign w:val="center"/>
           </w:tcPr>
           <w:p>
@@ -3450,8 +4184,12 @@
         <w:trPr/>
         <w:tc>
           <w:tcPr>
-            <w:tcW w:w="1092" w:type="dxa"/>
-            <w:tcBorders/>
+            <w:tcW w:w="1125" w:type="dxa"/>
+            <w:tcBorders>
+              <w:left w:val="single" w:sz="6" w:space="0" w:color="BFC7D5"/>
+              <w:bottom w:val="single" w:sz="2" w:space="0" w:color="BFC7D5"/>
+              <w:right w:val="single" w:sz="6" w:space="0" w:color="BFC7D5"/>
+            </w:tcBorders>
             <w:vAlign w:val="center"/>
           </w:tcPr>
           <w:p>
@@ -3472,8 +4210,12 @@
         </w:tc>
         <w:tc>
           <w:tcPr>
-            <w:tcW w:w="10247" w:type="dxa"/>
-            <w:tcBorders/>
+            <w:tcW w:w="10214" w:type="dxa"/>
+            <w:tcBorders>
+              <w:left w:val="single" w:sz="2" w:space="0" w:color="BFC7D5"/>
+              <w:bottom w:val="single" w:sz="2" w:space="0" w:color="BFC7D5"/>
+              <w:right w:val="single" w:sz="6" w:space="0" w:color="BFC7D5"/>
+            </w:tcBorders>
             <w:vAlign w:val="center"/>
           </w:tcPr>
           <w:p>
@@ -3555,8 +4297,12 @@
         <w:trPr/>
         <w:tc>
           <w:tcPr>
-            <w:tcW w:w="1092" w:type="dxa"/>
-            <w:tcBorders/>
+            <w:tcW w:w="1125" w:type="dxa"/>
+            <w:tcBorders>
+              <w:left w:val="single" w:sz="6" w:space="0" w:color="BFC7D5"/>
+              <w:bottom w:val="single" w:sz="2" w:space="0" w:color="BFC7D5"/>
+              <w:right w:val="single" w:sz="6" w:space="0" w:color="BFC7D5"/>
+            </w:tcBorders>
             <w:vAlign w:val="center"/>
           </w:tcPr>
           <w:p>
@@ -3577,8 +4323,12 @@
         </w:tc>
         <w:tc>
           <w:tcPr>
-            <w:tcW w:w="10247" w:type="dxa"/>
-            <w:tcBorders/>
+            <w:tcW w:w="10214" w:type="dxa"/>
+            <w:tcBorders>
+              <w:left w:val="single" w:sz="2" w:space="0" w:color="BFC7D5"/>
+              <w:bottom w:val="single" w:sz="2" w:space="0" w:color="BFC7D5"/>
+              <w:right w:val="single" w:sz="6" w:space="0" w:color="BFC7D5"/>
+            </w:tcBorders>
             <w:vAlign w:val="center"/>
           </w:tcPr>
           <w:p>
@@ -3600,8 +4350,12 @@
         <w:trPr/>
         <w:tc>
           <w:tcPr>
-            <w:tcW w:w="1092" w:type="dxa"/>
-            <w:tcBorders/>
+            <w:tcW w:w="1125" w:type="dxa"/>
+            <w:tcBorders>
+              <w:left w:val="single" w:sz="6" w:space="0" w:color="BFC7D5"/>
+              <w:bottom w:val="single" w:sz="2" w:space="0" w:color="BFC7D5"/>
+              <w:right w:val="single" w:sz="6" w:space="0" w:color="BFC7D5"/>
+            </w:tcBorders>
             <w:vAlign w:val="center"/>
           </w:tcPr>
           <w:p>
@@ -3622,8 +4376,12 @@
         </w:tc>
         <w:tc>
           <w:tcPr>
-            <w:tcW w:w="10247" w:type="dxa"/>
-            <w:tcBorders/>
+            <w:tcW w:w="10214" w:type="dxa"/>
+            <w:tcBorders>
+              <w:left w:val="single" w:sz="2" w:space="0" w:color="BFC7D5"/>
+              <w:bottom w:val="single" w:sz="2" w:space="0" w:color="BFC7D5"/>
+              <w:right w:val="single" w:sz="6" w:space="0" w:color="BFC7D5"/>
+            </w:tcBorders>
             <w:vAlign w:val="center"/>
           </w:tcPr>
           <w:p>
@@ -3645,8 +4403,12 @@
         <w:trPr/>
         <w:tc>
           <w:tcPr>
-            <w:tcW w:w="1092" w:type="dxa"/>
-            <w:tcBorders/>
+            <w:tcW w:w="1125" w:type="dxa"/>
+            <w:tcBorders>
+              <w:left w:val="single" w:sz="6" w:space="0" w:color="BFC7D5"/>
+              <w:bottom w:val="single" w:sz="6" w:space="0" w:color="BFC7D5"/>
+              <w:right w:val="single" w:sz="6" w:space="0" w:color="BFC7D5"/>
+            </w:tcBorders>
             <w:vAlign w:val="center"/>
           </w:tcPr>
           <w:p>
@@ -3667,21 +4429,55 @@
         </w:tc>
         <w:tc>
           <w:tcPr>
-            <w:tcW w:w="10247" w:type="dxa"/>
-            <w:tcBorders/>
-            <w:vAlign w:val="center"/>
-          </w:tcPr>
-          <w:p>
-            <w:pPr>
-              <w:pStyle w:val="TableContents"/>
-              <w:bidi w:val="0"/>
-              <w:spacing w:before="0" w:after="283"/>
-              <w:jc w:val="left"/>
-              <w:rPr/>
-            </w:pPr>
-            <w:r>
-              <w:rPr/>
-              <w:t>Pin NeMo to a release or a commit sha. It is the single dependency with a demonstrated production impact.</w:t>
+            <w:tcW w:w="10214" w:type="dxa"/>
+            <w:tcBorders>
+              <w:left w:val="single" w:sz="2" w:space="0" w:color="BFC7D5"/>
+              <w:bottom w:val="single" w:sz="6" w:space="0" w:color="BFC7D5"/>
+              <w:right w:val="single" w:sz="6" w:space="0" w:color="BFC7D5"/>
+            </w:tcBorders>
+            <w:vAlign w:val="center"/>
+          </w:tcPr>
+          <w:p>
+            <w:pPr>
+              <w:pStyle w:val="TableContents"/>
+              <w:bidi w:val="0"/>
+              <w:spacing w:before="0" w:after="283"/>
+              <w:jc w:val="left"/>
+              <w:rPr/>
+            </w:pPr>
+            <w:r>
+              <w:rPr/>
+              <w:t xml:space="preserve">Pin NeMo to a release or a commit sha. It is the single dependency with a demonstrated production impact. </w:t>
+            </w:r>
+            <w:r>
+              <w:rPr>
+                <w:rStyle w:val="Strong"/>
+              </w:rPr>
+              <w:t>Done 2026-09-22</w:t>
+            </w:r>
+            <w:r>
+              <w:rPr/>
+              <w:t xml:space="preserve"> — pinned to commit </w:t>
+            </w:r>
+            <w:r>
+              <w:rPr>
+                <w:rStyle w:val="SourceText"/>
+              </w:rPr>
+              <w:t>60ce9407</w:t>
+            </w:r>
+            <w:r>
+              <w:rPr/>
+              <w:t xml:space="preserve"> (commit </w:t>
+            </w:r>
+            <w:r>
+              <w:rPr>
+                <w:rStyle w:val="SourceText"/>
+              </w:rPr>
+              <w:t>51fd3bc</w:t>
+            </w:r>
+            <w:r>
+              <w:rPr/>
+              <w:t>); (a) is now four.</w:t>
             </w:r>
           </w:p>
         </w:tc>
@@ -3715,20 +4511,20 @@
     </w:p>
     <w:tbl>
       <w:tblPr>
-        <w:tblW w:w="11339" w:type="dxa"/>
+        <w:tblW w:w="5000" w:type="pct"/>
         <w:jc w:val="left"/>
-        <w:tblInd w:w="0" w:type="dxa"/>
+        <w:tblInd w:w="-7" w:type="dxa"/>
         <w:tblLayout w:type="fixed"/>
         <w:tblCellMar>
-          <w:top w:w="28" w:type="dxa"/>
-          <w:left w:w="28" w:type="dxa"/>
-          <w:bottom w:w="28" w:type="dxa"/>
-          <w:right w:w="28" w:type="dxa"/>
+          <w:top w:w="60" w:type="dxa"/>
+          <w:left w:w="60" w:type="dxa"/>
+          <w:bottom w:w="60" w:type="dxa"/>
+          <w:right w:w="60" w:type="dxa"/>
         </w:tblCellMar>
       </w:tblPr>
       <w:tblGrid>
-        <w:gridCol w:w="1254"/>
-        <w:gridCol w:w="10085"/>
+        <w:gridCol w:w="1181"/>
+        <w:gridCol w:w="10158"/>
       </w:tblGrid>
       <w:tr>
         <w:trPr>
@@ -3736,8 +4532,14 @@
         </w:trPr>
         <w:tc>
           <w:tcPr>
-            <w:tcW w:w="1254" w:type="dxa"/>
-            <w:tcBorders/>
+            <w:tcW w:w="1181" w:type="dxa"/>
+            <w:tcBorders>
+              <w:top w:val="single" w:sz="6" w:space="0" w:color="BFC7D5"/>
+              <w:left w:val="single" w:sz="6" w:space="0" w:color="BFC7D5"/>
+              <w:bottom w:val="single" w:sz="2" w:space="0" w:color="BFC7D5"/>
+              <w:right w:val="single" w:sz="6" w:space="0" w:color="BFC7D5"/>
+            </w:tcBorders>
+            <w:shd w:fill="1F3A5F" w:val="clear"/>
             <w:vAlign w:val="center"/>
           </w:tcPr>
           <w:p>
@@ -3760,8 +4562,14 @@
         </w:tc>
         <w:tc>
           <w:tcPr>
-            <w:tcW w:w="10085" w:type="dxa"/>
-            <w:tcBorders/>
+            <w:tcW w:w="10158" w:type="dxa"/>
+            <w:tcBorders>
+              <w:top w:val="single" w:sz="6" w:space="0" w:color="BFC7D5"/>
+              <w:left w:val="single" w:sz="2" w:space="0" w:color="BFC7D5"/>
+              <w:bottom w:val="single" w:sz="2" w:space="0" w:color="BFC7D5"/>
+              <w:right w:val="single" w:sz="6" w:space="0" w:color="BFC7D5"/>
+            </w:tcBorders>
+            <w:shd w:fill="1F3A5F" w:val="clear"/>
             <w:vAlign w:val="center"/>
           </w:tcPr>
           <w:p>
@@ -3787,8 +4595,12 @@
         <w:trPr/>
         <w:tc>
           <w:tcPr>
-            <w:tcW w:w="1254" w:type="dxa"/>
-            <w:tcBorders/>
+            <w:tcW w:w="1181" w:type="dxa"/>
+            <w:tcBorders>
+              <w:left w:val="single" w:sz="6" w:space="0" w:color="BFC7D5"/>
+              <w:bottom w:val="single" w:sz="2" w:space="0" w:color="BFC7D5"/>
+              <w:right w:val="single" w:sz="6" w:space="0" w:color="BFC7D5"/>
+            </w:tcBorders>
             <w:vAlign w:val="center"/>
           </w:tcPr>
           <w:p>
@@ -3809,8 +4621,12 @@
         </w:tc>
         <w:tc>
           <w:tcPr>
-            <w:tcW w:w="10085" w:type="dxa"/>
-            <w:tcBorders/>
+            <w:tcW w:w="10158" w:type="dxa"/>
+            <w:tcBorders>
+              <w:left w:val="single" w:sz="2" w:space="0" w:color="BFC7D5"/>
+              <w:bottom w:val="single" w:sz="2" w:space="0" w:color="BFC7D5"/>
+              <w:right w:val="single" w:sz="6" w:space="0" w:color="BFC7D5"/>
+            </w:tcBorders>
             <w:vAlign w:val="center"/>
           </w:tcPr>
           <w:p>
@@ -3832,8 +4648,12 @@
         <w:trPr/>
         <w:tc>
           <w:tcPr>
-            <w:tcW w:w="1254" w:type="dxa"/>
-            <w:tcBorders/>
+            <w:tcW w:w="1181" w:type="dxa"/>
+            <w:tcBorders>
+              <w:left w:val="single" w:sz="6" w:space="0" w:color="BFC7D5"/>
+              <w:bottom w:val="single" w:sz="2" w:space="0" w:color="BFC7D5"/>
+              <w:right w:val="single" w:sz="6" w:space="0" w:color="BFC7D5"/>
+            </w:tcBorders>
             <w:vAlign w:val="center"/>
           </w:tcPr>
           <w:p>
@@ -3854,8 +4674,12 @@
         </w:tc>
         <w:tc>
           <w:tcPr>
-            <w:tcW w:w="10085" w:type="dxa"/>
-            <w:tcBorders/>
+            <w:tcW w:w="10158" w:type="dxa"/>
+            <w:tcBorders>
+              <w:left w:val="single" w:sz="2" w:space="0" w:color="BFC7D5"/>
+              <w:bottom w:val="single" w:sz="2" w:space="0" w:color="BFC7D5"/>
+              <w:right w:val="single" w:sz="6" w:space="0" w:color="BFC7D5"/>
+            </w:tcBorders>
             <w:vAlign w:val="center"/>
           </w:tcPr>
           <w:p>
@@ -3877,8 +4701,12 @@
         <w:trPr/>
         <w:tc>
           <w:tcPr>
-            <w:tcW w:w="1254" w:type="dxa"/>
-            <w:tcBorders/>
+            <w:tcW w:w="1181" w:type="dxa"/>
+            <w:tcBorders>
+              <w:left w:val="single" w:sz="6" w:space="0" w:color="BFC7D5"/>
+              <w:bottom w:val="single" w:sz="2" w:space="0" w:color="BFC7D5"/>
+              <w:right w:val="single" w:sz="6" w:space="0" w:color="BFC7D5"/>
+            </w:tcBorders>
             <w:vAlign w:val="center"/>
           </w:tcPr>
           <w:p>
@@ -3899,82 +4727,116 @@
         </w:tc>
         <w:tc>
           <w:tcPr>
-            <w:tcW w:w="10085" w:type="dxa"/>
-            <w:tcBorders/>
-            <w:vAlign w:val="center"/>
-          </w:tcPr>
-          <w:p>
-            <w:pPr>
-              <w:pStyle w:val="TableContents"/>
-              <w:bidi w:val="0"/>
-              <w:spacing w:before="0" w:after="283"/>
-              <w:jc w:val="left"/>
-              <w:rPr/>
-            </w:pPr>
-            <w:r>
-              <w:rPr/>
-              <w:t xml:space="preserve">(a) 100% within </w:t>
+            <w:tcW w:w="10158" w:type="dxa"/>
+            <w:tcBorders>
+              <w:left w:val="single" w:sz="2" w:space="0" w:color="BFC7D5"/>
+              <w:bottom w:val="single" w:sz="2" w:space="0" w:color="BFC7D5"/>
+              <w:right w:val="single" w:sz="6" w:space="0" w:color="BFC7D5"/>
+            </w:tcBorders>
+            <w:vAlign w:val="center"/>
+          </w:tcPr>
+          <w:p>
+            <w:pPr>
+              <w:pStyle w:val="TableContents"/>
+              <w:bidi w:val="0"/>
+              <w:spacing w:before="0" w:after="283"/>
+              <w:jc w:val="left"/>
+              <w:rPr/>
+            </w:pPr>
+            <w:r>
+              <w:rPr/>
+              <w:t xml:space="preserve">(a) 100% within 30 days of adoption — </w:t>
+            </w:r>
+            <w:r>
+              <w:rPr>
+                <w:rStyle w:val="Strong"/>
+              </w:rPr>
+              <w:t>met 2026-10-07</w:t>
+            </w:r>
+            <w:r>
+              <w:rPr/>
+              <w:t>; (b) at least one audit per 12 months covering all clauses; (c) at least one review per 12 months, quarterly preferred</w:t>
+            </w:r>
+          </w:p>
+        </w:tc>
+      </w:tr>
+      <w:tr>
+        <w:trPr/>
+        <w:tc>
+          <w:tcPr>
+            <w:tcW w:w="1181" w:type="dxa"/>
+            <w:tcBorders>
+              <w:left w:val="single" w:sz="6" w:space="0" w:color="BFC7D5"/>
+              <w:bottom w:val="single" w:sz="2" w:space="0" w:color="BFC7D5"/>
+              <w:right w:val="single" w:sz="6" w:space="0" w:color="BFC7D5"/>
+            </w:tcBorders>
+            <w:vAlign w:val="center"/>
+          </w:tcPr>
+          <w:p>
+            <w:pPr>
+              <w:pStyle w:val="TableContents"/>
+              <w:bidi w:val="0"/>
+              <w:spacing w:before="0" w:after="283"/>
+              <w:jc w:val="left"/>
+              <w:rPr/>
+            </w:pPr>
+            <w:r>
+              <w:rPr>
+                <w:rStyle w:val="Strong"/>
+              </w:rPr>
+              <w:t>Baseline</w:t>
+            </w:r>
+          </w:p>
+        </w:tc>
+        <w:tc>
+          <w:tcPr>
+            <w:tcW w:w="10158" w:type="dxa"/>
+            <w:tcBorders>
+              <w:left w:val="single" w:sz="2" w:space="0" w:color="BFC7D5"/>
+              <w:bottom w:val="single" w:sz="2" w:space="0" w:color="BFC7D5"/>
+              <w:right w:val="single" w:sz="6" w:space="0" w:color="BFC7D5"/>
+            </w:tcBorders>
+            <w:vAlign w:val="center"/>
+          </w:tcPr>
+          <w:p>
+            <w:pPr>
+              <w:pStyle w:val="TableContents"/>
+              <w:bidi w:val="0"/>
+              <w:spacing w:before="0" w:after="283"/>
+              <w:jc w:val="left"/>
+              <w:rPr/>
+            </w:pPr>
+            <w:r>
+              <w:rPr/>
+              <w:t xml:space="preserve">(a) 0% on 2026-09-21 — every document was </w:t>
             </w:r>
             <w:r>
               <w:rPr>
                 <w:rStyle w:val="SourceText"/>
               </w:rPr>
-              <w:t>____</w:t>
-            </w:r>
-            <w:r>
-              <w:rPr/>
-              <w:t xml:space="preserve"> of adoption; (b) at least one audit per 12 months covering all clauses; (c) at least one review per 12 months, quarterly preferred</w:t>
-            </w:r>
-          </w:p>
-        </w:tc>
-      </w:tr>
-      <w:tr>
-        <w:trPr/>
-        <w:tc>
-          <w:tcPr>
-            <w:tcW w:w="1254" w:type="dxa"/>
-            <w:tcBorders/>
-            <w:vAlign w:val="center"/>
-          </w:tcPr>
-          <w:p>
-            <w:pPr>
-              <w:pStyle w:val="TableContents"/>
-              <w:bidi w:val="0"/>
-              <w:spacing w:before="0" w:after="283"/>
-              <w:jc w:val="left"/>
-              <w:rPr/>
-            </w:pPr>
+              <w:t>DRAFT</w:t>
+            </w:r>
+            <w:r>
+              <w:rPr/>
+              <w:t xml:space="preserve">; </w:t>
+            </w:r>
             <w:r>
               <w:rPr>
                 <w:rStyle w:val="Strong"/>
               </w:rPr>
-              <w:t>Baseline</w:t>
-            </w:r>
-          </w:p>
-        </w:tc>
-        <w:tc>
-          <w:tcPr>
-            <w:tcW w:w="10085" w:type="dxa"/>
-            <w:tcBorders/>
-            <w:vAlign w:val="center"/>
-          </w:tcPr>
-          <w:p>
-            <w:pPr>
-              <w:pStyle w:val="TableContents"/>
-              <w:bidi w:val="0"/>
-              <w:spacing w:before="0" w:after="283"/>
-              <w:jc w:val="left"/>
-              <w:rPr/>
-            </w:pPr>
-            <w:r>
-              <w:rPr/>
-              <w:t xml:space="preserve">(a) 0% — every document is </w:t>
+              <w:t>2026-10-07: 100% of controlled documents approved (</w:t>
             </w:r>
             <w:r>
               <w:rPr>
                 <w:rStyle w:val="SourceText"/>
               </w:rPr>
-              <w:t>DRAFT — not yet approved</w:t>
+              <w:t>records/approvals/2026-10-07_AR-2026-001_document_approval.md</w:t>
+            </w:r>
+            <w:r>
+              <w:rPr>
+                <w:rStyle w:val="Strong"/>
+              </w:rPr>
+              <w:t>)</w:t>
             </w:r>
             <w:r>
               <w:rPr/>
@@ -3987,8 +4849,12 @@
         <w:trPr/>
         <w:tc>
           <w:tcPr>
-            <w:tcW w:w="1254" w:type="dxa"/>
-            <w:tcBorders/>
+            <w:tcW w:w="1181" w:type="dxa"/>
+            <w:tcBorders>
+              <w:left w:val="single" w:sz="6" w:space="0" w:color="BFC7D5"/>
+              <w:bottom w:val="single" w:sz="2" w:space="0" w:color="BFC7D5"/>
+              <w:right w:val="single" w:sz="6" w:space="0" w:color="BFC7D5"/>
+            </w:tcBorders>
             <w:vAlign w:val="center"/>
           </w:tcPr>
           <w:p>
@@ -4009,8 +4875,12 @@
         </w:tc>
         <w:tc>
           <w:tcPr>
-            <w:tcW w:w="10085" w:type="dxa"/>
-            <w:tcBorders/>
+            <w:tcW w:w="10158" w:type="dxa"/>
+            <w:tcBorders>
+              <w:left w:val="single" w:sz="2" w:space="0" w:color="BFC7D5"/>
+              <w:bottom w:val="single" w:sz="2" w:space="0" w:color="BFC7D5"/>
+              <w:right w:val="single" w:sz="6" w:space="0" w:color="BFC7D5"/>
+            </w:tcBorders>
             <w:vAlign w:val="center"/>
           </w:tcPr>
           <w:p>
@@ -4032,8 +4902,12 @@
         <w:trPr/>
         <w:tc>
           <w:tcPr>
-            <w:tcW w:w="1254" w:type="dxa"/>
-            <w:tcBorders/>
+            <w:tcW w:w="1181" w:type="dxa"/>
+            <w:tcBorders>
+              <w:left w:val="single" w:sz="6" w:space="0" w:color="BFC7D5"/>
+              <w:bottom w:val="single" w:sz="6" w:space="0" w:color="BFC7D5"/>
+              <w:right w:val="single" w:sz="6" w:space="0" w:color="BFC7D5"/>
+            </w:tcBorders>
             <w:vAlign w:val="center"/>
           </w:tcPr>
           <w:p>
@@ -4054,8 +4928,12 @@
         </w:tc>
         <w:tc>
           <w:tcPr>
-            <w:tcW w:w="10085" w:type="dxa"/>
-            <w:tcBorders/>
+            <w:tcW w:w="10158" w:type="dxa"/>
+            <w:tcBorders>
+              <w:left w:val="single" w:sz="2" w:space="0" w:color="BFC7D5"/>
+              <w:bottom w:val="single" w:sz="6" w:space="0" w:color="BFC7D5"/>
+              <w:right w:val="single" w:sz="6" w:space="0" w:color="BFC7D5"/>
+            </w:tcBorders>
             <w:vAlign w:val="center"/>
           </w:tcPr>
           <w:p>
@@ -4088,23 +4966,23 @@
     </w:p>
     <w:tbl>
       <w:tblPr>
-        <w:tblW w:w="11015" w:type="dxa"/>
+        <w:tblW w:w="5000" w:type="pct"/>
         <w:jc w:val="left"/>
-        <w:tblInd w:w="0" w:type="dxa"/>
+        <w:tblInd w:w="-7" w:type="dxa"/>
         <w:tblLayout w:type="fixed"/>
         <w:tblCellMar>
-          <w:top w:w="28" w:type="dxa"/>
-          <w:left w:w="28" w:type="dxa"/>
-          <w:bottom w:w="28" w:type="dxa"/>
-          <w:right w:w="28" w:type="dxa"/>
+          <w:top w:w="60" w:type="dxa"/>
+          <w:left w:w="60" w:type="dxa"/>
+          <w:bottom w:w="60" w:type="dxa"/>
+          <w:right w:w="60" w:type="dxa"/>
         </w:tblCellMar>
       </w:tblPr>
       <w:tblGrid>
-        <w:gridCol w:w="526"/>
-        <w:gridCol w:w="3316"/>
-        <w:gridCol w:w="2356"/>
-        <w:gridCol w:w="2701"/>
-        <w:gridCol w:w="2116"/>
+        <w:gridCol w:w="568"/>
+        <w:gridCol w:w="3405"/>
+        <w:gridCol w:w="2430"/>
+        <w:gridCol w:w="2780"/>
+        <w:gridCol w:w="2155"/>
       </w:tblGrid>
       <w:tr>
         <w:trPr>
@@ -4112,110 +4990,150 @@
         </w:trPr>
         <w:tc>
           <w:tcPr>
-            <w:tcW w:w="526" w:type="dxa"/>
-            <w:tcBorders/>
+            <w:tcW w:w="568" w:type="dxa"/>
+            <w:tcBorders>
+              <w:top w:val="single" w:sz="6" w:space="0" w:color="BFC7D5"/>
+              <w:left w:val="single" w:sz="6" w:space="0" w:color="BFC7D5"/>
+              <w:bottom w:val="single" w:sz="2" w:space="0" w:color="BFC7D5"/>
+              <w:right w:val="single" w:sz="6" w:space="0" w:color="BFC7D5"/>
+            </w:tcBorders>
+            <w:shd w:fill="1F3A5F" w:val="clear"/>
             <w:vAlign w:val="center"/>
           </w:tcPr>
           <w:p>
             <w:pPr>
               <w:pStyle w:val="TableHeading"/>
-              <w:suppressLineNumbers/>
-              <w:shd w:fill="1F3A5F" w:val="clear"/>
-              <w:bidi w:val="0"/>
-              <w:spacing w:before="0" w:after="283"/>
-              <w:jc w:val="center"/>
-              <w:rPr/>
-            </w:pPr>
-            <w:r>
-              <w:rPr/>
+              <w:bidi w:val="0"/>
+              <w:spacing w:before="0" w:after="283"/>
+              <w:jc w:val="left"/>
+              <w:rPr>
+                <w:color w:val="FFFFFF"/>
+              </w:rPr>
+            </w:pPr>
+            <w:r>
+              <w:rPr>
+                <w:color w:val="FFFFFF"/>
+              </w:rPr>
               <w:t>Ref</w:t>
             </w:r>
           </w:p>
         </w:tc>
         <w:tc>
           <w:tcPr>
-            <w:tcW w:w="3316" w:type="dxa"/>
-            <w:tcBorders/>
+            <w:tcW w:w="3405" w:type="dxa"/>
+            <w:tcBorders>
+              <w:top w:val="single" w:sz="6" w:space="0" w:color="BFC7D5"/>
+              <w:left w:val="single" w:sz="2" w:space="0" w:color="BFC7D5"/>
+              <w:bottom w:val="single" w:sz="2" w:space="0" w:color="BFC7D5"/>
+              <w:right w:val="single" w:sz="6" w:space="0" w:color="BFC7D5"/>
+            </w:tcBorders>
+            <w:shd w:fill="1F3A5F" w:val="clear"/>
             <w:vAlign w:val="center"/>
           </w:tcPr>
           <w:p>
             <w:pPr>
               <w:pStyle w:val="TableHeading"/>
-              <w:suppressLineNumbers/>
-              <w:shd w:fill="1F3A5F" w:val="clear"/>
-              <w:bidi w:val="0"/>
-              <w:spacing w:before="0" w:after="283"/>
-              <w:jc w:val="center"/>
-              <w:rPr/>
-            </w:pPr>
-            <w:r>
-              <w:rPr/>
+              <w:bidi w:val="0"/>
+              <w:spacing w:before="0" w:after="283"/>
+              <w:jc w:val="left"/>
+              <w:rPr>
+                <w:color w:val="FFFFFF"/>
+              </w:rPr>
+            </w:pPr>
+            <w:r>
+              <w:rPr>
+                <w:color w:val="FFFFFF"/>
+              </w:rPr>
               <w:t>Objective</w:t>
             </w:r>
           </w:p>
         </w:tc>
         <w:tc>
           <w:tcPr>
-            <w:tcW w:w="2356" w:type="dxa"/>
-            <w:tcBorders/>
+            <w:tcW w:w="2430" w:type="dxa"/>
+            <w:tcBorders>
+              <w:top w:val="single" w:sz="6" w:space="0" w:color="BFC7D5"/>
+              <w:left w:val="single" w:sz="2" w:space="0" w:color="BFC7D5"/>
+              <w:bottom w:val="single" w:sz="2" w:space="0" w:color="BFC7D5"/>
+              <w:right w:val="single" w:sz="6" w:space="0" w:color="BFC7D5"/>
+            </w:tcBorders>
+            <w:shd w:fill="1F3A5F" w:val="clear"/>
             <w:vAlign w:val="center"/>
           </w:tcPr>
           <w:p>
             <w:pPr>
               <w:pStyle w:val="TableHeading"/>
-              <w:suppressLineNumbers/>
-              <w:shd w:fill="1F3A5F" w:val="clear"/>
-              <w:bidi w:val="0"/>
-              <w:spacing w:before="0" w:after="283"/>
-              <w:jc w:val="center"/>
-              <w:rPr/>
-            </w:pPr>
-            <w:r>
-              <w:rPr/>
+              <w:bidi w:val="0"/>
+              <w:spacing w:before="0" w:after="283"/>
+              <w:jc w:val="left"/>
+              <w:rPr>
+                <w:color w:val="FFFFFF"/>
+              </w:rPr>
+            </w:pPr>
+            <w:r>
+              <w:rPr>
+                <w:color w:val="FFFFFF"/>
+              </w:rPr>
               <w:t>Target</w:t>
             </w:r>
           </w:p>
         </w:tc>
         <w:tc>
           <w:tcPr>
-            <w:tcW w:w="2701" w:type="dxa"/>
-            <w:tcBorders/>
+            <w:tcW w:w="2780" w:type="dxa"/>
+            <w:tcBorders>
+              <w:top w:val="single" w:sz="6" w:space="0" w:color="BFC7D5"/>
+              <w:left w:val="single" w:sz="2" w:space="0" w:color="BFC7D5"/>
+              <w:bottom w:val="single" w:sz="2" w:space="0" w:color="BFC7D5"/>
+              <w:right w:val="single" w:sz="6" w:space="0" w:color="BFC7D5"/>
+            </w:tcBorders>
+            <w:shd w:fill="1F3A5F" w:val="clear"/>
             <w:vAlign w:val="center"/>
           </w:tcPr>
           <w:p>
             <w:pPr>
               <w:pStyle w:val="TableHeading"/>
-              <w:suppressLineNumbers/>
-              <w:shd w:fill="1F3A5F" w:val="clear"/>
-              <w:bidi w:val="0"/>
-              <w:spacing w:before="0" w:after="283"/>
-              <w:jc w:val="center"/>
-              <w:rPr/>
-            </w:pPr>
-            <w:r>
-              <w:rPr/>
+              <w:bidi w:val="0"/>
+              <w:spacing w:before="0" w:after="283"/>
+              <w:jc w:val="left"/>
+              <w:rPr>
+                <w:color w:val="FFFFFF"/>
+              </w:rPr>
+            </w:pPr>
+            <w:r>
+              <w:rPr>
+                <w:color w:val="FFFFFF"/>
+              </w:rPr>
               <w:t>Baseline</w:t>
             </w:r>
           </w:p>
         </w:tc>
         <w:tc>
           <w:tcPr>
-            <w:tcW w:w="2116" w:type="dxa"/>
-            <w:tcBorders/>
+            <w:tcW w:w="2155" w:type="dxa"/>
+            <w:tcBorders>
+              <w:top w:val="single" w:sz="6" w:space="0" w:color="BFC7D5"/>
+              <w:left w:val="single" w:sz="2" w:space="0" w:color="BFC7D5"/>
+              <w:bottom w:val="single" w:sz="2" w:space="0" w:color="BFC7D5"/>
+              <w:right w:val="single" w:sz="6" w:space="0" w:color="BFC7D5"/>
+            </w:tcBorders>
+            <w:shd w:fill="1F3A5F" w:val="clear"/>
             <w:vAlign w:val="center"/>
           </w:tcPr>
           <w:p>
             <w:pPr>
               <w:pStyle w:val="TableHeading"/>
-              <w:suppressLineNumbers/>
-              <w:shd w:fill="1F3A5F" w:val="clear"/>
-              <w:bidi w:val="0"/>
-              <w:spacing w:before="0" w:after="283"/>
-              <w:jc w:val="center"/>
-              <w:rPr/>
-            </w:pPr>
-            <w:r>
-              <w:rPr/>
+              <w:bidi w:val="0"/>
+              <w:spacing w:before="0" w:after="283"/>
+              <w:jc w:val="left"/>
+              <w:rPr>
+                <w:color w:val="FFFFFF"/>
+              </w:rPr>
+            </w:pPr>
+            <w:r>
+              <w:rPr>
+                <w:color w:val="FFFFFF"/>
+              </w:rPr>
               <w:t>Status</w:t>
             </w:r>
           </w:p>
@@ -4225,8 +5143,12 @@
         <w:trPr/>
         <w:tc>
           <w:tcPr>
-            <w:tcW w:w="526" w:type="dxa"/>
-            <w:tcBorders/>
+            <w:tcW w:w="568" w:type="dxa"/>
+            <w:tcBorders>
+              <w:left w:val="single" w:sz="6" w:space="0" w:color="BFC7D5"/>
+              <w:bottom w:val="single" w:sz="2" w:space="0" w:color="BFC7D5"/>
+              <w:right w:val="single" w:sz="6" w:space="0" w:color="BFC7D5"/>
+            </w:tcBorders>
             <w:vAlign w:val="center"/>
           </w:tcPr>
           <w:p>
@@ -4245,8 +5167,12 @@
         </w:tc>
         <w:tc>
           <w:tcPr>
-            <w:tcW w:w="3316" w:type="dxa"/>
-            <w:tcBorders/>
+            <w:tcW w:w="3405" w:type="dxa"/>
+            <w:tcBorders>
+              <w:left w:val="single" w:sz="2" w:space="0" w:color="BFC7D5"/>
+              <w:bottom w:val="single" w:sz="2" w:space="0" w:color="BFC7D5"/>
+              <w:right w:val="single" w:sz="6" w:space="0" w:color="BFC7D5"/>
+            </w:tcBorders>
             <w:vAlign w:val="center"/>
           </w:tcPr>
           <w:p>
@@ -4265,8 +5191,12 @@
         </w:tc>
         <w:tc>
           <w:tcPr>
-            <w:tcW w:w="2356" w:type="dxa"/>
-            <w:tcBorders/>
+            <w:tcW w:w="2430" w:type="dxa"/>
+            <w:tcBorders>
+              <w:left w:val="single" w:sz="2" w:space="0" w:color="BFC7D5"/>
+              <w:bottom w:val="single" w:sz="2" w:space="0" w:color="BFC7D5"/>
+              <w:right w:val="single" w:sz="6" w:space="0" w:color="BFC7D5"/>
+            </w:tcBorders>
             <w:vAlign w:val="center"/>
           </w:tcPr>
           <w:p>
@@ -4285,8 +5215,12 @@
         </w:tc>
         <w:tc>
           <w:tcPr>
-            <w:tcW w:w="2701" w:type="dxa"/>
-            <w:tcBorders/>
+            <w:tcW w:w="2780" w:type="dxa"/>
+            <w:tcBorders>
+              <w:left w:val="single" w:sz="2" w:space="0" w:color="BFC7D5"/>
+              <w:bottom w:val="single" w:sz="2" w:space="0" w:color="BFC7D5"/>
+              <w:right w:val="single" w:sz="6" w:space="0" w:color="BFC7D5"/>
+            </w:tcBorders>
             <w:vAlign w:val="center"/>
           </w:tcPr>
           <w:p>
@@ -4305,8 +5239,12 @@
         </w:tc>
         <w:tc>
           <w:tcPr>
-            <w:tcW w:w="2116" w:type="dxa"/>
-            <w:tcBorders/>
+            <w:tcW w:w="2155" w:type="dxa"/>
+            <w:tcBorders>
+              <w:left w:val="single" w:sz="2" w:space="0" w:color="BFC7D5"/>
+              <w:bottom w:val="single" w:sz="2" w:space="0" w:color="BFC7D5"/>
+              <w:right w:val="single" w:sz="6" w:space="0" w:color="BFC7D5"/>
+            </w:tcBorders>
             <w:vAlign w:val="center"/>
           </w:tcPr>
           <w:p>
@@ -4328,8 +5266,12 @@
         <w:trPr/>
         <w:tc>
           <w:tcPr>
-            <w:tcW w:w="526" w:type="dxa"/>
-            <w:tcBorders/>
+            <w:tcW w:w="568" w:type="dxa"/>
+            <w:tcBorders>
+              <w:left w:val="single" w:sz="6" w:space="0" w:color="BFC7D5"/>
+              <w:bottom w:val="single" w:sz="2" w:space="0" w:color="BFC7D5"/>
+              <w:right w:val="single" w:sz="6" w:space="0" w:color="BFC7D5"/>
+            </w:tcBorders>
             <w:vAlign w:val="center"/>
           </w:tcPr>
           <w:p>
@@ -4348,8 +5290,12 @@
         </w:tc>
         <w:tc>
           <w:tcPr>
-            <w:tcW w:w="3316" w:type="dxa"/>
-            <w:tcBorders/>
+            <w:tcW w:w="3405" w:type="dxa"/>
+            <w:tcBorders>
+              <w:left w:val="single" w:sz="2" w:space="0" w:color="BFC7D5"/>
+              <w:bottom w:val="single" w:sz="2" w:space="0" w:color="BFC7D5"/>
+              <w:right w:val="single" w:sz="6" w:space="0" w:color="BFC7D5"/>
+            </w:tcBorders>
             <w:vAlign w:val="center"/>
           </w:tcPr>
           <w:p>
@@ -4368,8 +5314,12 @@
         </w:tc>
         <w:tc>
           <w:tcPr>
-            <w:tcW w:w="2356" w:type="dxa"/>
-            <w:tcBorders/>
+            <w:tcW w:w="2430" w:type="dxa"/>
+            <w:tcBorders>
+              <w:left w:val="single" w:sz="2" w:space="0" w:color="BFC7D5"/>
+              <w:bottom w:val="single" w:sz="2" w:space="0" w:color="BFC7D5"/>
+              <w:right w:val="single" w:sz="6" w:space="0" w:color="BFC7D5"/>
+            </w:tcBorders>
             <w:vAlign w:val="center"/>
           </w:tcPr>
           <w:p>
@@ -4388,8 +5338,12 @@
         </w:tc>
         <w:tc>
           <w:tcPr>
-            <w:tcW w:w="2701" w:type="dxa"/>
-            <w:tcBorders/>
+            <w:tcW w:w="2780" w:type="dxa"/>
+            <w:tcBorders>
+              <w:left w:val="single" w:sz="2" w:space="0" w:color="BFC7D5"/>
+              <w:bottom w:val="single" w:sz="2" w:space="0" w:color="BFC7D5"/>
+              <w:right w:val="single" w:sz="6" w:space="0" w:color="BFC7D5"/>
+            </w:tcBorders>
             <w:vAlign w:val="center"/>
           </w:tcPr>
           <w:p>
@@ -4408,8 +5362,12 @@
         </w:tc>
         <w:tc>
           <w:tcPr>
-            <w:tcW w:w="2116" w:type="dxa"/>
-            <w:tcBorders/>
+            <w:tcW w:w="2155" w:type="dxa"/>
+            <w:tcBorders>
+              <w:left w:val="single" w:sz="2" w:space="0" w:color="BFC7D5"/>
+              <w:bottom w:val="single" w:sz="2" w:space="0" w:color="BFC7D5"/>
+              <w:right w:val="single" w:sz="6" w:space="0" w:color="BFC7D5"/>
+            </w:tcBorders>
             <w:vAlign w:val="center"/>
           </w:tcPr>
           <w:p>
@@ -4431,8 +5389,12 @@
         <w:trPr/>
         <w:tc>
           <w:tcPr>
-            <w:tcW w:w="526" w:type="dxa"/>
-            <w:tcBorders/>
+            <w:tcW w:w="568" w:type="dxa"/>
+            <w:tcBorders>
+              <w:left w:val="single" w:sz="6" w:space="0" w:color="BFC7D5"/>
+              <w:bottom w:val="single" w:sz="2" w:space="0" w:color="BFC7D5"/>
+              <w:right w:val="single" w:sz="6" w:space="0" w:color="BFC7D5"/>
+            </w:tcBorders>
             <w:vAlign w:val="center"/>
           </w:tcPr>
           <w:p>
@@ -4451,8 +5413,12 @@
         </w:tc>
         <w:tc>
           <w:tcPr>
-            <w:tcW w:w="3316" w:type="dxa"/>
-            <w:tcBorders/>
+            <w:tcW w:w="3405" w:type="dxa"/>
+            <w:tcBorders>
+              <w:left w:val="single" w:sz="2" w:space="0" w:color="BFC7D5"/>
+              <w:bottom w:val="single" w:sz="2" w:space="0" w:color="BFC7D5"/>
+              <w:right w:val="single" w:sz="6" w:space="0" w:color="BFC7D5"/>
+            </w:tcBorders>
             <w:vAlign w:val="center"/>
           </w:tcPr>
           <w:p>
@@ -4471,8 +5437,12 @@
         </w:tc>
         <w:tc>
           <w:tcPr>
-            <w:tcW w:w="2356" w:type="dxa"/>
-            <w:tcBorders/>
+            <w:tcW w:w="2430" w:type="dxa"/>
+            <w:tcBorders>
+              <w:left w:val="single" w:sz="2" w:space="0" w:color="BFC7D5"/>
+              <w:bottom w:val="single" w:sz="2" w:space="0" w:color="BFC7D5"/>
+              <w:right w:val="single" w:sz="6" w:space="0" w:color="BFC7D5"/>
+            </w:tcBorders>
             <w:vAlign w:val="center"/>
           </w:tcPr>
           <w:p>
@@ -4491,8 +5461,12 @@
         </w:tc>
         <w:tc>
           <w:tcPr>
-            <w:tcW w:w="2701" w:type="dxa"/>
-            <w:tcBorders/>
+            <w:tcW w:w="2780" w:type="dxa"/>
+            <w:tcBorders>
+              <w:left w:val="single" w:sz="2" w:space="0" w:color="BFC7D5"/>
+              <w:bottom w:val="single" w:sz="2" w:space="0" w:color="BFC7D5"/>
+              <w:right w:val="single" w:sz="6" w:space="0" w:color="BFC7D5"/>
+            </w:tcBorders>
             <w:vAlign w:val="center"/>
           </w:tcPr>
           <w:p>
@@ -4511,8 +5485,12 @@
         </w:tc>
         <w:tc>
           <w:tcPr>
-            <w:tcW w:w="2116" w:type="dxa"/>
-            <w:tcBorders/>
+            <w:tcW w:w="2155" w:type="dxa"/>
+            <w:tcBorders>
+              <w:left w:val="single" w:sz="2" w:space="0" w:color="BFC7D5"/>
+              <w:bottom w:val="single" w:sz="2" w:space="0" w:color="BFC7D5"/>
+              <w:right w:val="single" w:sz="6" w:space="0" w:color="BFC7D5"/>
+            </w:tcBorders>
             <w:vAlign w:val="center"/>
           </w:tcPr>
           <w:p>
@@ -4534,8 +5512,12 @@
         <w:trPr/>
         <w:tc>
           <w:tcPr>
-            <w:tcW w:w="526" w:type="dxa"/>
-            <w:tcBorders/>
+            <w:tcW w:w="568" w:type="dxa"/>
+            <w:tcBorders>
+              <w:left w:val="single" w:sz="6" w:space="0" w:color="BFC7D5"/>
+              <w:bottom w:val="single" w:sz="2" w:space="0" w:color="BFC7D5"/>
+              <w:right w:val="single" w:sz="6" w:space="0" w:color="BFC7D5"/>
+            </w:tcBorders>
             <w:vAlign w:val="center"/>
           </w:tcPr>
           <w:p>
@@ -4554,8 +5536,12 @@
         </w:tc>
         <w:tc>
           <w:tcPr>
-            <w:tcW w:w="3316" w:type="dxa"/>
-            <w:tcBorders/>
+            <w:tcW w:w="3405" w:type="dxa"/>
+            <w:tcBorders>
+              <w:left w:val="single" w:sz="2" w:space="0" w:color="BFC7D5"/>
+              <w:bottom w:val="single" w:sz="2" w:space="0" w:color="BFC7D5"/>
+              <w:right w:val="single" w:sz="6" w:space="0" w:color="BFC7D5"/>
+            </w:tcBorders>
             <w:vAlign w:val="center"/>
           </w:tcPr>
           <w:p>
@@ -4574,8 +5560,12 @@
         </w:tc>
         <w:tc>
           <w:tcPr>
-            <w:tcW w:w="2356" w:type="dxa"/>
-            <w:tcBorders/>
+            <w:tcW w:w="2430" w:type="dxa"/>
+            <w:tcBorders>
+              <w:left w:val="single" w:sz="2" w:space="0" w:color="BFC7D5"/>
+              <w:bottom w:val="single" w:sz="2" w:space="0" w:color="BFC7D5"/>
+              <w:right w:val="single" w:sz="6" w:space="0" w:color="BFC7D5"/>
+            </w:tcBorders>
             <w:vAlign w:val="center"/>
           </w:tcPr>
           <w:p>
@@ -4594,8 +5584,12 @@
         </w:tc>
         <w:tc>
           <w:tcPr>
-            <w:tcW w:w="2701" w:type="dxa"/>
-            <w:tcBorders/>
+            <w:tcW w:w="2780" w:type="dxa"/>
+            <w:tcBorders>
+              <w:left w:val="single" w:sz="2" w:space="0" w:color="BFC7D5"/>
+              <w:bottom w:val="single" w:sz="2" w:space="0" w:color="BFC7D5"/>
+              <w:right w:val="single" w:sz="6" w:space="0" w:color="BFC7D5"/>
+            </w:tcBorders>
             <w:vAlign w:val="center"/>
           </w:tcPr>
           <w:p>
@@ -4614,8 +5608,12 @@
         </w:tc>
         <w:tc>
           <w:tcPr>
-            <w:tcW w:w="2116" w:type="dxa"/>
-            <w:tcBorders/>
+            <w:tcW w:w="2155" w:type="dxa"/>
+            <w:tcBorders>
+              <w:left w:val="single" w:sz="2" w:space="0" w:color="BFC7D5"/>
+              <w:bottom w:val="single" w:sz="2" w:space="0" w:color="BFC7D5"/>
+              <w:right w:val="single" w:sz="6" w:space="0" w:color="BFC7D5"/>
+            </w:tcBorders>
             <w:vAlign w:val="center"/>
           </w:tcPr>
           <w:p>
@@ -4643,8 +5641,12 @@
         <w:trPr/>
         <w:tc>
           <w:tcPr>
-            <w:tcW w:w="526" w:type="dxa"/>
-            <w:tcBorders/>
+            <w:tcW w:w="568" w:type="dxa"/>
+            <w:tcBorders>
+              <w:left w:val="single" w:sz="6" w:space="0" w:color="BFC7D5"/>
+              <w:bottom w:val="single" w:sz="2" w:space="0" w:color="BFC7D5"/>
+              <w:right w:val="single" w:sz="6" w:space="0" w:color="BFC7D5"/>
+            </w:tcBorders>
             <w:vAlign w:val="center"/>
           </w:tcPr>
           <w:p>
@@ -4663,8 +5665,12 @@
         </w:tc>
         <w:tc>
           <w:tcPr>
-            <w:tcW w:w="3316" w:type="dxa"/>
-            <w:tcBorders/>
+            <w:tcW w:w="3405" w:type="dxa"/>
+            <w:tcBorders>
+              <w:left w:val="single" w:sz="2" w:space="0" w:color="BFC7D5"/>
+              <w:bottom w:val="single" w:sz="2" w:space="0" w:color="BFC7D5"/>
+              <w:right w:val="single" w:sz="6" w:space="0" w:color="BFC7D5"/>
+            </w:tcBorders>
             <w:vAlign w:val="center"/>
           </w:tcPr>
           <w:p>
@@ -4683,8 +5689,12 @@
         </w:tc>
         <w:tc>
           <w:tcPr>
-            <w:tcW w:w="2356" w:type="dxa"/>
-            <w:tcBorders/>
+            <w:tcW w:w="2430" w:type="dxa"/>
+            <w:tcBorders>
+              <w:left w:val="single" w:sz="2" w:space="0" w:color="BFC7D5"/>
+              <w:bottom w:val="single" w:sz="2" w:space="0" w:color="BFC7D5"/>
+              <w:right w:val="single" w:sz="6" w:space="0" w:color="BFC7D5"/>
+            </w:tcBorders>
             <w:vAlign w:val="center"/>
           </w:tcPr>
           <w:p>
@@ -4703,8 +5713,12 @@
         </w:tc>
         <w:tc>
           <w:tcPr>
-            <w:tcW w:w="2701" w:type="dxa"/>
-            <w:tcBorders/>
+            <w:tcW w:w="2780" w:type="dxa"/>
+            <w:tcBorders>
+              <w:left w:val="single" w:sz="2" w:space="0" w:color="BFC7D5"/>
+              <w:bottom w:val="single" w:sz="2" w:space="0" w:color="BFC7D5"/>
+              <w:right w:val="single" w:sz="6" w:space="0" w:color="BFC7D5"/>
+            </w:tcBorders>
             <w:vAlign w:val="center"/>
           </w:tcPr>
           <w:p>
@@ -4723,8 +5737,12 @@
         </w:tc>
         <w:tc>
           <w:tcPr>
-            <w:tcW w:w="2116" w:type="dxa"/>
-            <w:tcBorders/>
+            <w:tcW w:w="2155" w:type="dxa"/>
+            <w:tcBorders>
+              <w:left w:val="single" w:sz="2" w:space="0" w:color="BFC7D5"/>
+              <w:bottom w:val="single" w:sz="2" w:space="0" w:color="BFC7D5"/>
+              <w:right w:val="single" w:sz="6" w:space="0" w:color="BFC7D5"/>
+            </w:tcBorders>
             <w:vAlign w:val="center"/>
           </w:tcPr>
           <w:p>
@@ -4746,8 +5764,12 @@
         <w:trPr/>
         <w:tc>
           <w:tcPr>
-            <w:tcW w:w="526" w:type="dxa"/>
-            <w:tcBorders/>
+            <w:tcW w:w="568" w:type="dxa"/>
+            <w:tcBorders>
+              <w:left w:val="single" w:sz="6" w:space="0" w:color="BFC7D5"/>
+              <w:bottom w:val="single" w:sz="2" w:space="0" w:color="BFC7D5"/>
+              <w:right w:val="single" w:sz="6" w:space="0" w:color="BFC7D5"/>
+            </w:tcBorders>
             <w:vAlign w:val="center"/>
           </w:tcPr>
           <w:p>
@@ -4766,8 +5788,12 @@
         </w:tc>
         <w:tc>
           <w:tcPr>
-            <w:tcW w:w="3316" w:type="dxa"/>
-            <w:tcBorders/>
+            <w:tcW w:w="3405" w:type="dxa"/>
+            <w:tcBorders>
+              <w:left w:val="single" w:sz="2" w:space="0" w:color="BFC7D5"/>
+              <w:bottom w:val="single" w:sz="2" w:space="0" w:color="BFC7D5"/>
+              <w:right w:val="single" w:sz="6" w:space="0" w:color="BFC7D5"/>
+            </w:tcBorders>
             <w:vAlign w:val="center"/>
           </w:tcPr>
           <w:p>
@@ -4786,8 +5812,12 @@
         </w:tc>
         <w:tc>
           <w:tcPr>
-            <w:tcW w:w="2356" w:type="dxa"/>
-            <w:tcBorders/>
+            <w:tcW w:w="2430" w:type="dxa"/>
+            <w:tcBorders>
+              <w:left w:val="single" w:sz="2" w:space="0" w:color="BFC7D5"/>
+              <w:bottom w:val="single" w:sz="2" w:space="0" w:color="BFC7D5"/>
+              <w:right w:val="single" w:sz="6" w:space="0" w:color="BFC7D5"/>
+            </w:tcBorders>
             <w:vAlign w:val="center"/>
           </w:tcPr>
           <w:p>
@@ -4806,8 +5836,12 @@
         </w:tc>
         <w:tc>
           <w:tcPr>
-            <w:tcW w:w="2701" w:type="dxa"/>
-            <w:tcBorders/>
+            <w:tcW w:w="2780" w:type="dxa"/>
+            <w:tcBorders>
+              <w:left w:val="single" w:sz="2" w:space="0" w:color="BFC7D5"/>
+              <w:bottom w:val="single" w:sz="2" w:space="0" w:color="BFC7D5"/>
+              <w:right w:val="single" w:sz="6" w:space="0" w:color="BFC7D5"/>
+            </w:tcBorders>
             <w:vAlign w:val="center"/>
           </w:tcPr>
           <w:p>
@@ -4830,8 +5864,12 @@
         </w:tc>
         <w:tc>
           <w:tcPr>
-            <w:tcW w:w="2116" w:type="dxa"/>
-            <w:tcBorders/>
+            <w:tcW w:w="2155" w:type="dxa"/>
+            <w:tcBorders>
+              <w:left w:val="single" w:sz="2" w:space="0" w:color="BFC7D5"/>
+              <w:bottom w:val="single" w:sz="2" w:space="0" w:color="BFC7D5"/>
+              <w:right w:val="single" w:sz="6" w:space="0" w:color="BFC7D5"/>
+            </w:tcBorders>
             <w:vAlign w:val="center"/>
           </w:tcPr>
           <w:p>
@@ -4853,8 +5891,12 @@
         <w:trPr/>
         <w:tc>
           <w:tcPr>
-            <w:tcW w:w="526" w:type="dxa"/>
-            <w:tcBorders/>
+            <w:tcW w:w="568" w:type="dxa"/>
+            <w:tcBorders>
+              <w:left w:val="single" w:sz="6" w:space="0" w:color="BFC7D5"/>
+              <w:bottom w:val="single" w:sz="6" w:space="0" w:color="BFC7D5"/>
+              <w:right w:val="single" w:sz="6" w:space="0" w:color="BFC7D5"/>
+            </w:tcBorders>
             <w:vAlign w:val="center"/>
           </w:tcPr>
           <w:p>
@@ -4873,8 +5915,12 @@
         </w:tc>
         <w:tc>
           <w:tcPr>
-            <w:tcW w:w="3316" w:type="dxa"/>
-            <w:tcBorders/>
+            <w:tcW w:w="3405" w:type="dxa"/>
+            <w:tcBorders>
+              <w:left w:val="single" w:sz="2" w:space="0" w:color="BFC7D5"/>
+              <w:bottom w:val="single" w:sz="6" w:space="0" w:color="BFC7D5"/>
+              <w:right w:val="single" w:sz="6" w:space="0" w:color="BFC7D5"/>
+            </w:tcBorders>
             <w:vAlign w:val="center"/>
           </w:tcPr>
           <w:p>
@@ -4893,8 +5939,12 @@
         </w:tc>
         <w:tc>
           <w:tcPr>
-            <w:tcW w:w="2356" w:type="dxa"/>
-            <w:tcBorders/>
+            <w:tcW w:w="2430" w:type="dxa"/>
+            <w:tcBorders>
+              <w:left w:val="single" w:sz="2" w:space="0" w:color="BFC7D5"/>
+              <w:bottom w:val="single" w:sz="6" w:space="0" w:color="BFC7D5"/>
+              <w:right w:val="single" w:sz="6" w:space="0" w:color="BFC7D5"/>
+            </w:tcBorders>
             <w:vAlign w:val="center"/>
           </w:tcPr>
           <w:p>
@@ -4913,8 +5963,12 @@
         </w:tc>
         <w:tc>
           <w:tcPr>
-            <w:tcW w:w="2701" w:type="dxa"/>
-            <w:tcBorders/>
+            <w:tcW w:w="2780" w:type="dxa"/>
+            <w:tcBorders>
+              <w:left w:val="single" w:sz="2" w:space="0" w:color="BFC7D5"/>
+              <w:bottom w:val="single" w:sz="6" w:space="0" w:color="BFC7D5"/>
+              <w:right w:val="single" w:sz="6" w:space="0" w:color="BFC7D5"/>
+            </w:tcBorders>
             <w:vAlign w:val="center"/>
           </w:tcPr>
           <w:p>
@@ -4933,8 +5987,12 @@
         </w:tc>
         <w:tc>
           <w:tcPr>
-            <w:tcW w:w="2116" w:type="dxa"/>
-            <w:tcBorders/>
+            <w:tcW w:w="2155" w:type="dxa"/>
+            <w:tcBorders>
+              <w:left w:val="single" w:sz="2" w:space="0" w:color="BFC7D5"/>
+              <w:bottom w:val="single" w:sz="6" w:space="0" w:color="BFC7D5"/>
+              <w:right w:val="single" w:sz="6" w:space="0" w:color="BFC7D5"/>
+            </w:tcBorders>
             <w:vAlign w:val="center"/>
           </w:tcPr>
           <w:p>
@@ -4967,20 +6025,20 @@
     </w:p>
     <w:tbl>
       <w:tblPr>
-        <w:tblW w:w="8252" w:type="dxa"/>
+        <w:tblW w:w="5000" w:type="pct"/>
         <w:jc w:val="left"/>
-        <w:tblInd w:w="0" w:type="dxa"/>
+        <w:tblInd w:w="-7" w:type="dxa"/>
         <w:tblLayout w:type="fixed"/>
         <w:tblCellMar>
-          <w:top w:w="28" w:type="dxa"/>
-          <w:left w:w="28" w:type="dxa"/>
-          <w:bottom w:w="28" w:type="dxa"/>
-          <w:right w:w="28" w:type="dxa"/>
+          <w:top w:w="60" w:type="dxa"/>
+          <w:left w:w="60" w:type="dxa"/>
+          <w:bottom w:w="60" w:type="dxa"/>
+          <w:right w:w="60" w:type="dxa"/>
         </w:tblCellMar>
       </w:tblPr>
       <w:tblGrid>
-        <w:gridCol w:w="3241"/>
-        <w:gridCol w:w="5011"/>
+        <w:gridCol w:w="4478"/>
+        <w:gridCol w:w="6860"/>
       </w:tblGrid>
       <w:tr>
         <w:trPr>
@@ -4988,44 +6046,60 @@
         </w:trPr>
         <w:tc>
           <w:tcPr>
-            <w:tcW w:w="3241" w:type="dxa"/>
-            <w:tcBorders/>
+            <w:tcW w:w="4478" w:type="dxa"/>
+            <w:tcBorders>
+              <w:top w:val="single" w:sz="6" w:space="0" w:color="BFC7D5"/>
+              <w:left w:val="single" w:sz="6" w:space="0" w:color="BFC7D5"/>
+              <w:bottom w:val="single" w:sz="2" w:space="0" w:color="BFC7D5"/>
+              <w:right w:val="single" w:sz="6" w:space="0" w:color="BFC7D5"/>
+            </w:tcBorders>
+            <w:shd w:fill="1F3A5F" w:val="clear"/>
             <w:vAlign w:val="center"/>
           </w:tcPr>
           <w:p>
             <w:pPr>
               <w:pStyle w:val="TableHeading"/>
-              <w:suppressLineNumbers/>
-              <w:shd w:fill="1F3A5F" w:val="clear"/>
-              <w:bidi w:val="0"/>
-              <w:spacing w:before="0" w:after="283"/>
-              <w:jc w:val="center"/>
-              <w:rPr/>
-            </w:pPr>
-            <w:r>
-              <w:rPr/>
+              <w:bidi w:val="0"/>
+              <w:spacing w:before="0" w:after="283"/>
+              <w:jc w:val="left"/>
+              <w:rPr>
+                <w:color w:val="FFFFFF"/>
+              </w:rPr>
+            </w:pPr>
+            <w:r>
+              <w:rPr>
+                <w:color w:val="FFFFFF"/>
+              </w:rPr>
               <w:t>Record</w:t>
             </w:r>
           </w:p>
         </w:tc>
         <w:tc>
           <w:tcPr>
-            <w:tcW w:w="5011" w:type="dxa"/>
-            <w:tcBorders/>
+            <w:tcW w:w="6860" w:type="dxa"/>
+            <w:tcBorders>
+              <w:top w:val="single" w:sz="6" w:space="0" w:color="BFC7D5"/>
+              <w:left w:val="single" w:sz="2" w:space="0" w:color="BFC7D5"/>
+              <w:bottom w:val="single" w:sz="2" w:space="0" w:color="BFC7D5"/>
+              <w:right w:val="single" w:sz="6" w:space="0" w:color="BFC7D5"/>
+            </w:tcBorders>
+            <w:shd w:fill="1F3A5F" w:val="clear"/>
             <w:vAlign w:val="center"/>
           </w:tcPr>
           <w:p>
             <w:pPr>
               <w:pStyle w:val="TableHeading"/>
-              <w:suppressLineNumbers/>
-              <w:shd w:fill="1F3A5F" w:val="clear"/>
-              <w:bidi w:val="0"/>
-              <w:spacing w:before="0" w:after="283"/>
-              <w:jc w:val="center"/>
-              <w:rPr/>
-            </w:pPr>
-            <w:r>
-              <w:rPr/>
+              <w:bidi w:val="0"/>
+              <w:spacing w:before="0" w:after="283"/>
+              <w:jc w:val="left"/>
+              <w:rPr>
+                <w:color w:val="FFFFFF"/>
+              </w:rPr>
+            </w:pPr>
+            <w:r>
+              <w:rPr>
+                <w:color w:val="FFFFFF"/>
+              </w:rPr>
               <w:t>Location</w:t>
             </w:r>
           </w:p>
@@ -5035,8 +6109,12 @@
         <w:trPr/>
         <w:tc>
           <w:tcPr>
-            <w:tcW w:w="3241" w:type="dxa"/>
-            <w:tcBorders/>
+            <w:tcW w:w="4478" w:type="dxa"/>
+            <w:tcBorders>
+              <w:left w:val="single" w:sz="6" w:space="0" w:color="BFC7D5"/>
+              <w:bottom w:val="single" w:sz="2" w:space="0" w:color="BFC7D5"/>
+              <w:right w:val="single" w:sz="6" w:space="0" w:color="BFC7D5"/>
+            </w:tcBorders>
             <w:vAlign w:val="center"/>
           </w:tcPr>
           <w:p>
@@ -5055,8 +6133,12 @@
         </w:tc>
         <w:tc>
           <w:tcPr>
-            <w:tcW w:w="5011" w:type="dxa"/>
-            <w:tcBorders/>
+            <w:tcW w:w="6860" w:type="dxa"/>
+            <w:tcBorders>
+              <w:left w:val="single" w:sz="2" w:space="0" w:color="BFC7D5"/>
+              <w:bottom w:val="single" w:sz="2" w:space="0" w:color="BFC7D5"/>
+              <w:right w:val="single" w:sz="6" w:space="0" w:color="BFC7D5"/>
+            </w:tcBorders>
             <w:vAlign w:val="center"/>
           </w:tcPr>
           <w:p>
@@ -5084,8 +6166,12 @@
         <w:trPr/>
         <w:tc>
           <w:tcPr>
-            <w:tcW w:w="3241" w:type="dxa"/>
-            <w:tcBorders/>
+            <w:tcW w:w="4478" w:type="dxa"/>
+            <w:tcBorders>
+              <w:left w:val="single" w:sz="6" w:space="0" w:color="BFC7D5"/>
+              <w:bottom w:val="single" w:sz="2" w:space="0" w:color="BFC7D5"/>
+              <w:right w:val="single" w:sz="6" w:space="0" w:color="BFC7D5"/>
+            </w:tcBorders>
             <w:vAlign w:val="center"/>
           </w:tcPr>
           <w:p>
@@ -5104,8 +6190,12 @@
         </w:tc>
         <w:tc>
           <w:tcPr>
-            <w:tcW w:w="5011" w:type="dxa"/>
-            <w:tcBorders/>
+            <w:tcW w:w="6860" w:type="dxa"/>
+            <w:tcBorders>
+              <w:left w:val="single" w:sz="2" w:space="0" w:color="BFC7D5"/>
+              <w:bottom w:val="single" w:sz="2" w:space="0" w:color="BFC7D5"/>
+              <w:right w:val="single" w:sz="6" w:space="0" w:color="BFC7D5"/>
+            </w:tcBorders>
             <w:vAlign w:val="center"/>
           </w:tcPr>
           <w:p>
@@ -5137,8 +6227,12 @@
         <w:trPr/>
         <w:tc>
           <w:tcPr>
-            <w:tcW w:w="3241" w:type="dxa"/>
-            <w:tcBorders/>
+            <w:tcW w:w="4478" w:type="dxa"/>
+            <w:tcBorders>
+              <w:left w:val="single" w:sz="6" w:space="0" w:color="BFC7D5"/>
+              <w:bottom w:val="single" w:sz="6" w:space="0" w:color="BFC7D5"/>
+              <w:right w:val="single" w:sz="6" w:space="0" w:color="BFC7D5"/>
+            </w:tcBorders>
             <w:vAlign w:val="center"/>
           </w:tcPr>
           <w:p>
@@ -5157,8 +6251,12 @@
         </w:tc>
         <w:tc>
           <w:tcPr>
-            <w:tcW w:w="5011" w:type="dxa"/>
-            <w:tcBorders/>
+            <w:tcW w:w="6860" w:type="dxa"/>
+            <w:tcBorders>
+              <w:left w:val="single" w:sz="2" w:space="0" w:color="BFC7D5"/>
+              <w:bottom w:val="single" w:sz="6" w:space="0" w:color="BFC7D5"/>
+              <w:right w:val="single" w:sz="6" w:space="0" w:color="BFC7D5"/>
+            </w:tcBorders>
             <w:vAlign w:val="center"/>
           </w:tcPr>
           <w:p>
